--- a/CV_DataAnalyst_Promise_Ekwurumadu.docx
+++ b/CV_DataAnalyst_Promise_Ekwurumadu.docx
@@ -1,6 +1,6 @@
 
 <file path=word/document.xml><?xml version="1.0" encoding="utf-8"?>
-<w:document xmlns:wpc="http://schemas.microsoft.com/office/word/2010/wordprocessingCanvas" xmlns:mc="http://schemas.openxmlformats.org/markup-compatibility/2006" xmlns:o="urn:schemas-microsoft-com:office:office" xmlns:r="http://schemas.openxmlformats.org/officeDocument/2006/relationships" xmlns:m="http://schemas.openxmlformats.org/officeDocument/2006/math" xmlns:v="urn:schemas-microsoft-com:vml" xmlns:wp14="http://schemas.microsoft.com/office/word/2010/wordprocessingDrawing" xmlns:wp="http://schemas.openxmlformats.org/drawingml/2006/wordprocessingDrawing" xmlns:w10="urn:schemas-microsoft-com:office:word" xmlns:w="http://schemas.openxmlformats.org/wordprocessingml/2006/main" xmlns:w14="http://schemas.microsoft.com/office/word/2010/wordml" xmlns:w15="http://schemas.microsoft.com/office/word/2012/wordml" xmlns:wpg="http://schemas.microsoft.com/office/word/2010/wordprocessingGroup" xmlns:wpi="http://schemas.microsoft.com/office/word/2010/wordprocessingInk" xmlns:wne="http://schemas.microsoft.com/office/word/2006/wordml" xmlns:wps="http://schemas.microsoft.com/office/word/2010/wordprocessingShape" xmlns:cx="http://schemas.microsoft.com/office/drawing/2014/chartex" xmlns:cx1="http://schemas.microsoft.com/office/drawing/2015/9/8/chartex" xmlns:cx2="http://schemas.microsoft.com/office/drawing/2015/10/21/chartex" xmlns:cx3="http://schemas.microsoft.com/office/drawing/2016/5/9/chartex" xmlns:cx4="http://schemas.microsoft.com/office/drawing/2016/5/10/chartex" xmlns:cx5="http://schemas.microsoft.com/office/drawing/2016/5/11/chartex" xmlns:cx6="http://schemas.microsoft.com/office/drawing/2016/5/12/chartex" xmlns:cx7="http://schemas.microsoft.com/office/drawing/2016/5/13/chartex" xmlns:cx8="http://schemas.microsoft.com/office/drawing/2016/5/14/chartex" xmlns:aink="http://schemas.microsoft.com/office/drawing/2016/ink" xmlns:am3d="http://schemas.microsoft.com/office/drawing/2017/model3d" xmlns:w16cex="http://schemas.microsoft.com/office/word/2018/wordml/cex" xmlns:w16cid="http://schemas.microsoft.com/office/word/2016/wordml/cid" xmlns:w16="http://schemas.microsoft.com/office/word/2018/wordml" xmlns:w16sdtdh="http://schemas.microsoft.com/office/word/2020/wordml/sdtdatahash" xmlns:w16se="http://schemas.microsoft.com/office/word/2015/wordml/symex" mc:Ignorable="w14 w15 wp14">
+<w:document xmlns:wpc="http://schemas.microsoft.com/office/word/2010/wordprocessingCanvas" xmlns:cx="http://schemas.microsoft.com/office/drawing/2014/chartex" xmlns:cx1="http://schemas.microsoft.com/office/drawing/2015/9/8/chartex" xmlns:cx2="http://schemas.microsoft.com/office/drawing/2015/10/21/chartex" xmlns:cx3="http://schemas.microsoft.com/office/drawing/2016/5/9/chartex" xmlns:cx4="http://schemas.microsoft.com/office/drawing/2016/5/10/chartex" xmlns:cx5="http://schemas.microsoft.com/office/drawing/2016/5/11/chartex" xmlns:cx6="http://schemas.microsoft.com/office/drawing/2016/5/12/chartex" xmlns:cx7="http://schemas.microsoft.com/office/drawing/2016/5/13/chartex" xmlns:cx8="http://schemas.microsoft.com/office/drawing/2016/5/14/chartex" xmlns:mc="http://schemas.openxmlformats.org/markup-compatibility/2006" xmlns:aink="http://schemas.microsoft.com/office/drawing/2016/ink" xmlns:am3d="http://schemas.microsoft.com/office/drawing/2017/model3d" xmlns:o="urn:schemas-microsoft-com:office:office" xmlns:oel="http://schemas.microsoft.com/office/2019/extlst" xmlns:r="http://schemas.openxmlformats.org/officeDocument/2006/relationships" xmlns:m="http://schemas.openxmlformats.org/officeDocument/2006/math" xmlns:v="urn:schemas-microsoft-com:vml" xmlns:wp14="http://schemas.microsoft.com/office/word/2010/wordprocessingDrawing" xmlns:wp="http://schemas.openxmlformats.org/drawingml/2006/wordprocessingDrawing" xmlns:w10="urn:schemas-microsoft-com:office:word" xmlns:w="http://schemas.openxmlformats.org/wordprocessingml/2006/main" xmlns:w14="http://schemas.microsoft.com/office/word/2010/wordml" xmlns:w15="http://schemas.microsoft.com/office/word/2012/wordml" xmlns:w16cex="http://schemas.microsoft.com/office/word/2018/wordml/cex" xmlns:w16cid="http://schemas.microsoft.com/office/word/2016/wordml/cid" xmlns:w16="http://schemas.microsoft.com/office/word/2018/wordml" xmlns:w16du="http://schemas.microsoft.com/office/word/2023/wordml/word16du" xmlns:w16sdtdh="http://schemas.microsoft.com/office/word/2020/wordml/sdtdatahash" xmlns:w16sdtfl="http://schemas.microsoft.com/office/word/2024/wordml/sdtformatlock" xmlns:w16se="http://schemas.microsoft.com/office/word/2015/wordml/symex" xmlns:wpg="http://schemas.microsoft.com/office/word/2010/wordprocessingGroup" xmlns:wpi="http://schemas.microsoft.com/office/word/2010/wordprocessingInk" xmlns:wne="http://schemas.microsoft.com/office/word/2006/wordml" xmlns:wps="http://schemas.microsoft.com/office/word/2010/wordprocessingShape" mc:Ignorable="w14 w15 w16se w16cid w16 w16cex w16sdtdh w16sdtfl w16du wp14">
   <w:body>
     <w:p>
       <w:pPr>
@@ -8,14 +8,14 @@
       </w:pPr>
       <w:r>
         <w:rPr>
-          <w:rFonts w:ascii="Calibri" w:cs="Calibri" w:eastAsia="Calibri" w:hAnsi="Calibri"/>
+          <w:rFonts w:ascii="Calibri" w:eastAsia="Calibri" w:hAnsi="Calibri" w:cs="Calibri"/>
           <w:b/>
           <w:bCs/>
-          <w:color w:val="1a6fc4"/>
+          <w:color w:val="1A6FC4"/>
           <w:sz w:val="56"/>
           <w:szCs w:val="56"/>
         </w:rPr>
-        <w:t xml:space="preserve">Promise Ekwurumadu</w:t>
+        <w:t>Promise Ekwurumadu</w:t>
       </w:r>
     </w:p>
     <w:p>
@@ -24,20 +24,20 @@
       </w:pPr>
       <w:r>
         <w:rPr>
-          <w:rFonts w:ascii="Calibri" w:cs="Calibri" w:eastAsia="Calibri" w:hAnsi="Calibri"/>
+          <w:rFonts w:ascii="Calibri" w:eastAsia="Calibri" w:hAnsi="Calibri" w:cs="Calibri"/>
           <w:i/>
           <w:iCs/>
           <w:color w:val="555555"/>
           <w:sz w:val="24"/>
           <w:szCs w:val="24"/>
         </w:rPr>
-        <w:t xml:space="preserve">Data Analyst  |  Business Intelligence  |  Power BI  |  PostgreSQL  |  Healthcare &amp; Retail</w:t>
+        <w:t>Data Analyst  |  Business Intelligence  |  Power BI  |  PostgreSQL  |  Healthcare &amp; Retail</w:t>
       </w:r>
     </w:p>
     <w:p>
       <w:pPr>
         <w:pBdr>
-          <w:bottom w:val="single" w:color="1a6fc4" w:sz="12" w:space="4"/>
+          <w:bottom w:val="single" w:sz="12" w:space="4" w:color="1A6FC4"/>
         </w:pBdr>
         <w:tabs>
           <w:tab w:val="center" w:pos="4513"/>
@@ -47,64 +47,59 @@
       </w:pPr>
       <w:r>
         <w:rPr>
-          <w:rFonts w:ascii="Calibri" w:cs="Calibri" w:eastAsia="Calibri" w:hAnsi="Calibri"/>
-          <w:color w:val="555555"/>
-          <w:sz w:val="20"/>
-          <w:szCs w:val="20"/>
-        </w:rPr>
-        <w:t xml:space="preserve">Sunderland, UK</w:t>
-      </w:r>
-      <w:r>
-        <w:rPr>
-          <w:sz w:val="20"/>
-          <w:szCs w:val="20"/>
-        </w:rPr>
-        <w:t xml:space="preserve">	</w:t>
-      </w:r>
-      <w:r>
-        <w:rPr>
-          <w:rFonts w:ascii="Calibri" w:cs="Calibri" w:eastAsia="Calibri" w:hAnsi="Calibri"/>
-          <w:color w:val="555555"/>
-          <w:sz w:val="20"/>
-          <w:szCs w:val="20"/>
-        </w:rPr>
-        <w:t xml:space="preserve">promiseekwurumadu@gmail.com</w:t>
-      </w:r>
-      <w:r>
-        <w:rPr>
-          <w:sz w:val="20"/>
-          <w:szCs w:val="20"/>
-        </w:rPr>
-        <w:t xml:space="preserve">	</w:t>
-      </w:r>
-      <w:r>
-        <w:rPr>
-          <w:rFonts w:ascii="Calibri" w:cs="Calibri" w:eastAsia="Calibri" w:hAnsi="Calibri"/>
-          <w:color w:val="555555"/>
-          <w:sz w:val="20"/>
-          <w:szCs w:val="20"/>
-        </w:rPr>
-        <w:t xml:space="preserve">github.com/promiseekwurumadu  |  07444082072</w:t>
+          <w:rFonts w:ascii="Calibri" w:eastAsia="Calibri" w:hAnsi="Calibri" w:cs="Calibri"/>
+          <w:color w:val="555555"/>
+        </w:rPr>
+        <w:t>Sunderland, UK</w:t>
+      </w:r>
+      <w:r>
+        <w:tab/>
+      </w:r>
+      <w:hyperlink r:id="rId5" w:history="1">
+        <w:r>
+          <w:rPr>
+            <w:rStyle w:val="Hyperlink"/>
+            <w:rFonts w:ascii="Calibri" w:eastAsia="Calibri" w:hAnsi="Calibri" w:cs="Calibri"/>
+          </w:rPr>
+          <w:t>promiseekwurumadu@gmail.com</w:t>
+        </w:r>
+      </w:hyperlink>
+      <w:r>
+        <w:rPr>
+          <w:rFonts w:ascii="Calibri" w:eastAsia="Calibri" w:hAnsi="Calibri" w:cs="Calibri"/>
+          <w:color w:val="555555"/>
+        </w:rPr>
+        <w:t xml:space="preserve">  </w:t>
+      </w:r>
+      <w:r>
+        <w:tab/>
+      </w:r>
+      <w:r>
+        <w:rPr>
+          <w:rFonts w:ascii="Calibri" w:eastAsia="Calibri" w:hAnsi="Calibri" w:cs="Calibri"/>
+          <w:color w:val="555555"/>
+        </w:rPr>
+        <w:t>github.com/promiseekwurumadu  |  07444082072</w:t>
       </w:r>
     </w:p>
     <w:p>
       <w:pPr>
         <w:pBdr>
-          <w:bottom w:val="single" w:color="1a6fc4" w:sz="10" w:space="4"/>
+          <w:bottom w:val="single" w:sz="10" w:space="4" w:color="1A6FC4"/>
         </w:pBdr>
-        <w:spacing w:after="60" w:before="260"/>
-      </w:pPr>
-      <w:r>
-        <w:rPr>
-          <w:rFonts w:ascii="Calibri" w:cs="Calibri" w:eastAsia="Calibri" w:hAnsi="Calibri"/>
+        <w:spacing w:before="260" w:after="60"/>
+      </w:pPr>
+      <w:r>
+        <w:rPr>
+          <w:rFonts w:ascii="Calibri" w:eastAsia="Calibri" w:hAnsi="Calibri" w:cs="Calibri"/>
           <w:b/>
           <w:bCs/>
           <w:caps/>
-          <w:color w:val="1a6fc4"/>
+          <w:color w:val="1A6FC4"/>
           <w:sz w:val="24"/>
           <w:szCs w:val="24"/>
         </w:rPr>
-        <w:t xml:space="preserve">Professional Summary</w:t>
+        <w:t>Professional Summary</w:t>
       </w:r>
     </w:p>
     <w:p>
@@ -113,12 +108,12 @@
       </w:pPr>
       <w:r>
         <w:rPr>
-          <w:rFonts w:ascii="Calibri" w:cs="Calibri" w:eastAsia="Calibri" w:hAnsi="Calibri"/>
+          <w:rFonts w:ascii="Calibri" w:eastAsia="Calibri" w:hAnsi="Calibri" w:cs="Calibri"/>
           <w:color w:val="555555"/>
           <w:sz w:val="21"/>
           <w:szCs w:val="21"/>
         </w:rPr>
-        <w:t xml:space="preserve">Data Analyst with MSc Applied Data Science and 5+ years of combined experience across healthcare and retail analytics. Currently working in the UK at Komatsu — a global industrial technology company — while building a substantial health and retail data portfolio. Proven ability to interrogate complex, fragmented real-world datasets, design KPI frameworks, and deliver clear executive-ready insights through Power BI dashboards and Excel reports.</w:t>
+        <w:t>Data Analyst with MSc Applied Data Science and 5+ years of combined experience across healthcare and retail analytics. Currently working in the UK at Komatsu — a global industrial technology company — while building a substantial health and retail data portfolio. Proven ability to interrogate complex, fragmented real-world datasets, design KPI frameworks, and deliver clear executive-ready insights through Power BI dashboards and Excel reports.</w:t>
       </w:r>
     </w:p>
     <w:p>
@@ -127,414 +122,455 @@
       </w:pPr>
       <w:r>
         <w:rPr>
-          <w:rFonts w:ascii="Calibri" w:cs="Calibri" w:eastAsia="Calibri" w:hAnsi="Calibri"/>
+          <w:rFonts w:ascii="Calibri" w:eastAsia="Calibri" w:hAnsi="Calibri" w:cs="Calibri"/>
           <w:b/>
           <w:bCs/>
           <w:color w:val="555555"/>
           <w:sz w:val="21"/>
           <w:szCs w:val="21"/>
         </w:rPr>
-        <w:t xml:space="preserve">Comfortable operating independently — building analytical approaches from first principles in environments where reporting capability is still developing. NHS-adjacent health domain expertise across CMS, CDC and SAMHSA datasets.</w:t>
+        <w:t>Comfortable operating independently — building analytical approaches from first principles in environments where reporting capability is still developing. NHS-adjacent health domain expertise across CMS, CDC and SAMHSA datasets.</w:t>
       </w:r>
     </w:p>
     <w:p>
       <w:pPr>
         <w:pBdr>
-          <w:bottom w:val="single" w:color="1a6fc4" w:sz="10" w:space="4"/>
+          <w:bottom w:val="single" w:sz="10" w:space="4" w:color="1A6FC4"/>
         </w:pBdr>
-        <w:spacing w:after="60" w:before="260"/>
-      </w:pPr>
-      <w:r>
-        <w:rPr>
-          <w:rFonts w:ascii="Calibri" w:cs="Calibri" w:eastAsia="Calibri" w:hAnsi="Calibri"/>
+        <w:spacing w:before="260" w:after="60"/>
+      </w:pPr>
+      <w:r>
+        <w:rPr>
+          <w:rFonts w:ascii="Calibri" w:eastAsia="Calibri" w:hAnsi="Calibri" w:cs="Calibri"/>
           <w:b/>
           <w:bCs/>
           <w:caps/>
-          <w:color w:val="1a6fc4"/>
+          <w:color w:val="1A6FC4"/>
           <w:sz w:val="24"/>
           <w:szCs w:val="24"/>
         </w:rPr>
-        <w:t xml:space="preserve">Core Skills</w:t>
+        <w:t>Core Skills</w:t>
       </w:r>
     </w:p>
     <w:tbl>
       <w:tblPr>
-        <w:tblW w:type="dxa" w:w="9026"/>
+        <w:tblW w:w="9026" w:type="dxa"/>
         <w:tblBorders>
-          <w:top w:val="single" w:color="auto" w:sz="4"/>
-          <w:left w:val="single" w:color="auto" w:sz="4"/>
-          <w:bottom w:val="single" w:color="auto" w:sz="4"/>
-          <w:right w:val="single" w:color="auto" w:sz="4"/>
-          <w:insideH w:val="single" w:color="auto" w:sz="4"/>
-          <w:insideV w:val="single" w:color="auto" w:sz="4"/>
+          <w:top w:val="single" w:sz="4" w:space="0" w:color="auto"/>
+          <w:left w:val="single" w:sz="4" w:space="0" w:color="auto"/>
+          <w:bottom w:val="single" w:sz="4" w:space="0" w:color="auto"/>
+          <w:right w:val="single" w:sz="4" w:space="0" w:color="auto"/>
+          <w:insideH w:val="single" w:sz="4" w:space="0" w:color="auto"/>
+          <w:insideV w:val="single" w:sz="4" w:space="0" w:color="auto"/>
         </w:tblBorders>
+        <w:tblCellMar>
+          <w:left w:w="10" w:type="dxa"/>
+          <w:right w:w="10" w:type="dxa"/>
+        </w:tblCellMar>
+        <w:tblLook w:val="0000" w:firstRow="0" w:lastRow="0" w:firstColumn="0" w:lastColumn="0" w:noHBand="0" w:noVBand="0"/>
       </w:tblPr>
       <w:tblGrid>
         <w:gridCol w:w="2400"/>
         <w:gridCol w:w="6626"/>
       </w:tblGrid>
       <w:tr>
+        <w:tblPrEx>
+          <w:tblCellMar>
+            <w:top w:w="0" w:type="dxa"/>
+            <w:bottom w:w="0" w:type="dxa"/>
+          </w:tblCellMar>
+        </w:tblPrEx>
         <w:tc>
           <w:tcPr>
-            <w:tcW w:type="dxa" w:w="2400"/>
+            <w:tcW w:w="2400" w:type="dxa"/>
             <w:tcBorders>
-              <w:top w:val="single" w:color="CCCCCC" w:sz="4"/>
-              <w:left w:val="single" w:color="CCCCCC" w:sz="4"/>
-              <w:bottom w:val="single" w:color="CCCCCC" w:sz="4"/>
-              <w:right w:val="single" w:color="CCCCCC" w:sz="4"/>
+              <w:top w:val="single" w:sz="4" w:space="0" w:color="CCCCCC"/>
+              <w:left w:val="single" w:sz="4" w:space="0" w:color="CCCCCC"/>
+              <w:bottom w:val="single" w:sz="4" w:space="0" w:color="CCCCCC"/>
+              <w:right w:val="single" w:sz="4" w:space="0" w:color="CCCCCC"/>
             </w:tcBorders>
-            <w:shd w:fill="E8F1FA" w:val="clear"/>
+            <w:shd w:val="clear" w:color="auto" w:fill="E8F1FA"/>
             <w:tcMar>
-              <w:top w:type="dxa" w:w="60"/>
-              <w:left w:type="dxa" w:w="100"/>
-              <w:bottom w:type="dxa" w:w="60"/>
-              <w:right w:type="dxa" w:w="100"/>
+              <w:top w:w="60" w:type="dxa"/>
+              <w:left w:w="100" w:type="dxa"/>
+              <w:bottom w:w="60" w:type="dxa"/>
+              <w:right w:w="100" w:type="dxa"/>
             </w:tcMar>
           </w:tcPr>
           <w:p>
             <w:r>
               <w:rPr>
-                <w:rFonts w:ascii="Calibri" w:cs="Calibri" w:eastAsia="Calibri" w:hAnsi="Calibri"/>
+                <w:rFonts w:ascii="Calibri" w:eastAsia="Calibri" w:hAnsi="Calibri" w:cs="Calibri"/>
                 <w:b/>
                 <w:bCs/>
-                <w:color w:val="1a6fc4"/>
+                <w:color w:val="1A6FC4"/>
                 <w:sz w:val="19"/>
                 <w:szCs w:val="19"/>
               </w:rPr>
-              <w:t xml:space="preserve">Analytical Tools</w:t>
+              <w:t>Analytical Tools</w:t>
             </w:r>
           </w:p>
         </w:tc>
         <w:tc>
           <w:tcPr>
-            <w:tcW w:type="dxa" w:w="6626"/>
+            <w:tcW w:w="6626" w:type="dxa"/>
             <w:tcBorders>
-              <w:top w:val="single" w:color="CCCCCC" w:sz="4"/>
-              <w:left w:val="single" w:color="CCCCCC" w:sz="4"/>
-              <w:bottom w:val="single" w:color="CCCCCC" w:sz="4"/>
-              <w:right w:val="single" w:color="CCCCCC" w:sz="4"/>
+              <w:top w:val="single" w:sz="4" w:space="0" w:color="CCCCCC"/>
+              <w:left w:val="single" w:sz="4" w:space="0" w:color="CCCCCC"/>
+              <w:bottom w:val="single" w:sz="4" w:space="0" w:color="CCCCCC"/>
+              <w:right w:val="single" w:sz="4" w:space="0" w:color="CCCCCC"/>
             </w:tcBorders>
             <w:tcMar>
-              <w:top w:type="dxa" w:w="60"/>
-              <w:left w:type="dxa" w:w="100"/>
-              <w:bottom w:type="dxa" w:w="60"/>
-              <w:right w:type="dxa" w:w="100"/>
+              <w:top w:w="60" w:type="dxa"/>
+              <w:left w:w="100" w:type="dxa"/>
+              <w:bottom w:w="60" w:type="dxa"/>
+              <w:right w:w="100" w:type="dxa"/>
             </w:tcMar>
           </w:tcPr>
           <w:p>
             <w:r>
               <w:rPr>
-                <w:rFonts w:ascii="Calibri" w:cs="Calibri" w:eastAsia="Calibri" w:hAnsi="Calibri"/>
+                <w:rFonts w:ascii="Calibri" w:eastAsia="Calibri" w:hAnsi="Calibri" w:cs="Calibri"/>
                 <w:color w:val="555555"/>
                 <w:sz w:val="19"/>
                 <w:szCs w:val="19"/>
               </w:rPr>
-              <w:t xml:space="preserve">Power BI (live DB connection) · Excel (Advanced, Pivot Tables, Power Query) · Tableau</w:t>
+              <w:t>Power BI (live DB connection) · Excel (Advanced, Pivot Tables, Power Query) · Tableau</w:t>
             </w:r>
           </w:p>
         </w:tc>
       </w:tr>
       <w:tr>
+        <w:tblPrEx>
+          <w:tblCellMar>
+            <w:top w:w="0" w:type="dxa"/>
+            <w:bottom w:w="0" w:type="dxa"/>
+          </w:tblCellMar>
+        </w:tblPrEx>
         <w:tc>
           <w:tcPr>
-            <w:tcW w:type="dxa" w:w="2400"/>
+            <w:tcW w:w="2400" w:type="dxa"/>
             <w:tcBorders>
-              <w:top w:val="single" w:color="CCCCCC" w:sz="4"/>
-              <w:left w:val="single" w:color="CCCCCC" w:sz="4"/>
-              <w:bottom w:val="single" w:color="CCCCCC" w:sz="4"/>
-              <w:right w:val="single" w:color="CCCCCC" w:sz="4"/>
+              <w:top w:val="single" w:sz="4" w:space="0" w:color="CCCCCC"/>
+              <w:left w:val="single" w:sz="4" w:space="0" w:color="CCCCCC"/>
+              <w:bottom w:val="single" w:sz="4" w:space="0" w:color="CCCCCC"/>
+              <w:right w:val="single" w:sz="4" w:space="0" w:color="CCCCCC"/>
             </w:tcBorders>
-            <w:shd w:fill="E8F1FA" w:val="clear"/>
+            <w:shd w:val="clear" w:color="auto" w:fill="E8F1FA"/>
             <w:tcMar>
-              <w:top w:type="dxa" w:w="60"/>
-              <w:left w:type="dxa" w:w="100"/>
-              <w:bottom w:type="dxa" w:w="60"/>
-              <w:right w:type="dxa" w:w="100"/>
+              <w:top w:w="60" w:type="dxa"/>
+              <w:left w:w="100" w:type="dxa"/>
+              <w:bottom w:w="60" w:type="dxa"/>
+              <w:right w:w="100" w:type="dxa"/>
             </w:tcMar>
           </w:tcPr>
           <w:p>
             <w:r>
               <w:rPr>
-                <w:rFonts w:ascii="Calibri" w:cs="Calibri" w:eastAsia="Calibri" w:hAnsi="Calibri"/>
+                <w:rFonts w:ascii="Calibri" w:eastAsia="Calibri" w:hAnsi="Calibri" w:cs="Calibri"/>
                 <w:b/>
                 <w:bCs/>
-                <w:color w:val="1a6fc4"/>
+                <w:color w:val="1A6FC4"/>
                 <w:sz w:val="19"/>
                 <w:szCs w:val="19"/>
               </w:rPr>
-              <w:t xml:space="preserve">Programming</w:t>
+              <w:t>Programming</w:t>
             </w:r>
           </w:p>
         </w:tc>
         <w:tc>
           <w:tcPr>
-            <w:tcW w:type="dxa" w:w="6626"/>
+            <w:tcW w:w="6626" w:type="dxa"/>
             <w:tcBorders>
-              <w:top w:val="single" w:color="CCCCCC" w:sz="4"/>
-              <w:left w:val="single" w:color="CCCCCC" w:sz="4"/>
-              <w:bottom w:val="single" w:color="CCCCCC" w:sz="4"/>
-              <w:right w:val="single" w:color="CCCCCC" w:sz="4"/>
+              <w:top w:val="single" w:sz="4" w:space="0" w:color="CCCCCC"/>
+              <w:left w:val="single" w:sz="4" w:space="0" w:color="CCCCCC"/>
+              <w:bottom w:val="single" w:sz="4" w:space="0" w:color="CCCCCC"/>
+              <w:right w:val="single" w:sz="4" w:space="0" w:color="CCCCCC"/>
             </w:tcBorders>
             <w:tcMar>
-              <w:top w:type="dxa" w:w="60"/>
-              <w:left w:type="dxa" w:w="100"/>
-              <w:bottom w:type="dxa" w:w="60"/>
-              <w:right w:type="dxa" w:w="100"/>
+              <w:top w:w="60" w:type="dxa"/>
+              <w:left w:w="100" w:type="dxa"/>
+              <w:bottom w:w="60" w:type="dxa"/>
+              <w:right w:w="100" w:type="dxa"/>
             </w:tcMar>
           </w:tcPr>
           <w:p>
             <w:r>
               <w:rPr>
-                <w:rFonts w:ascii="Calibri" w:cs="Calibri" w:eastAsia="Calibri" w:hAnsi="Calibri"/>
+                <w:rFonts w:ascii="Calibri" w:eastAsia="Calibri" w:hAnsi="Calibri" w:cs="Calibri"/>
                 <w:color w:val="555555"/>
                 <w:sz w:val="19"/>
                 <w:szCs w:val="19"/>
               </w:rPr>
-              <w:t xml:space="preserve">Python (Pandas, NumPy, Matplotlib, Seaborn) · SQL (PostgreSQL, MySQL) · R</w:t>
+              <w:t>Python (Pandas, NumPy, Matplotlib, Seaborn) · SQL (PostgreSQL, MySQL) · R</w:t>
             </w:r>
           </w:p>
         </w:tc>
       </w:tr>
       <w:tr>
+        <w:tblPrEx>
+          <w:tblCellMar>
+            <w:top w:w="0" w:type="dxa"/>
+            <w:bottom w:w="0" w:type="dxa"/>
+          </w:tblCellMar>
+        </w:tblPrEx>
         <w:tc>
           <w:tcPr>
-            <w:tcW w:type="dxa" w:w="2400"/>
+            <w:tcW w:w="2400" w:type="dxa"/>
             <w:tcBorders>
-              <w:top w:val="single" w:color="CCCCCC" w:sz="4"/>
-              <w:left w:val="single" w:color="CCCCCC" w:sz="4"/>
-              <w:bottom w:val="single" w:color="CCCCCC" w:sz="4"/>
-              <w:right w:val="single" w:color="CCCCCC" w:sz="4"/>
+              <w:top w:val="single" w:sz="4" w:space="0" w:color="CCCCCC"/>
+              <w:left w:val="single" w:sz="4" w:space="0" w:color="CCCCCC"/>
+              <w:bottom w:val="single" w:sz="4" w:space="0" w:color="CCCCCC"/>
+              <w:right w:val="single" w:sz="4" w:space="0" w:color="CCCCCC"/>
             </w:tcBorders>
-            <w:shd w:fill="E8F1FA" w:val="clear"/>
+            <w:shd w:val="clear" w:color="auto" w:fill="E8F1FA"/>
             <w:tcMar>
-              <w:top w:type="dxa" w:w="60"/>
-              <w:left w:type="dxa" w:w="100"/>
-              <w:bottom w:type="dxa" w:w="60"/>
-              <w:right w:type="dxa" w:w="100"/>
+              <w:top w:w="60" w:type="dxa"/>
+              <w:left w:w="100" w:type="dxa"/>
+              <w:bottom w:w="60" w:type="dxa"/>
+              <w:right w:w="100" w:type="dxa"/>
             </w:tcMar>
           </w:tcPr>
           <w:p>
             <w:r>
               <w:rPr>
-                <w:rFonts w:ascii="Calibri" w:cs="Calibri" w:eastAsia="Calibri" w:hAnsi="Calibri"/>
+                <w:rFonts w:ascii="Calibri" w:eastAsia="Calibri" w:hAnsi="Calibri" w:cs="Calibri"/>
                 <w:b/>
                 <w:bCs/>
-                <w:color w:val="1a6fc4"/>
+                <w:color w:val="1A6FC4"/>
                 <w:sz w:val="19"/>
                 <w:szCs w:val="19"/>
               </w:rPr>
-              <w:t xml:space="preserve">Data Skills</w:t>
+              <w:t>Data Skills</w:t>
             </w:r>
           </w:p>
         </w:tc>
         <w:tc>
           <w:tcPr>
-            <w:tcW w:type="dxa" w:w="6626"/>
+            <w:tcW w:w="6626" w:type="dxa"/>
             <w:tcBorders>
-              <w:top w:val="single" w:color="CCCCCC" w:sz="4"/>
-              <w:left w:val="single" w:color="CCCCCC" w:sz="4"/>
-              <w:bottom w:val="single" w:color="CCCCCC" w:sz="4"/>
-              <w:right w:val="single" w:color="CCCCCC" w:sz="4"/>
+              <w:top w:val="single" w:sz="4" w:space="0" w:color="CCCCCC"/>
+              <w:left w:val="single" w:sz="4" w:space="0" w:color="CCCCCC"/>
+              <w:bottom w:val="single" w:sz="4" w:space="0" w:color="CCCCCC"/>
+              <w:right w:val="single" w:sz="4" w:space="0" w:color="CCCCCC"/>
             </w:tcBorders>
             <w:tcMar>
-              <w:top w:type="dxa" w:w="60"/>
-              <w:left w:type="dxa" w:w="100"/>
-              <w:bottom w:type="dxa" w:w="60"/>
-              <w:right w:type="dxa" w:w="100"/>
+              <w:top w:w="60" w:type="dxa"/>
+              <w:left w:w="100" w:type="dxa"/>
+              <w:bottom w:w="60" w:type="dxa"/>
+              <w:right w:w="100" w:type="dxa"/>
             </w:tcMar>
           </w:tcPr>
           <w:p>
             <w:r>
               <w:rPr>
-                <w:rFonts w:ascii="Calibri" w:cs="Calibri" w:eastAsia="Calibri" w:hAnsi="Calibri"/>
+                <w:rFonts w:ascii="Calibri" w:eastAsia="Calibri" w:hAnsi="Calibri" w:cs="Calibri"/>
                 <w:color w:val="555555"/>
                 <w:sz w:val="19"/>
                 <w:szCs w:val="19"/>
               </w:rPr>
-              <w:t xml:space="preserve">Data cleaning · EDA · KPI framework design · RAG reporting · Benchmarking</w:t>
+              <w:t>Data cleaning · EDA · KPI framework design · RAG reporting · Benchmarking</w:t>
             </w:r>
           </w:p>
         </w:tc>
       </w:tr>
       <w:tr>
+        <w:tblPrEx>
+          <w:tblCellMar>
+            <w:top w:w="0" w:type="dxa"/>
+            <w:bottom w:w="0" w:type="dxa"/>
+          </w:tblCellMar>
+        </w:tblPrEx>
         <w:tc>
           <w:tcPr>
-            <w:tcW w:type="dxa" w:w="2400"/>
+            <w:tcW w:w="2400" w:type="dxa"/>
             <w:tcBorders>
-              <w:top w:val="single" w:color="CCCCCC" w:sz="4"/>
-              <w:left w:val="single" w:color="CCCCCC" w:sz="4"/>
-              <w:bottom w:val="single" w:color="CCCCCC" w:sz="4"/>
-              <w:right w:val="single" w:color="CCCCCC" w:sz="4"/>
+              <w:top w:val="single" w:sz="4" w:space="0" w:color="CCCCCC"/>
+              <w:left w:val="single" w:sz="4" w:space="0" w:color="CCCCCC"/>
+              <w:bottom w:val="single" w:sz="4" w:space="0" w:color="CCCCCC"/>
+              <w:right w:val="single" w:sz="4" w:space="0" w:color="CCCCCC"/>
             </w:tcBorders>
-            <w:shd w:fill="E8F1FA" w:val="clear"/>
+            <w:shd w:val="clear" w:color="auto" w:fill="E8F1FA"/>
             <w:tcMar>
-              <w:top w:type="dxa" w:w="60"/>
-              <w:left w:type="dxa" w:w="100"/>
-              <w:bottom w:type="dxa" w:w="60"/>
-              <w:right w:type="dxa" w:w="100"/>
+              <w:top w:w="60" w:type="dxa"/>
+              <w:left w:w="100" w:type="dxa"/>
+              <w:bottom w:w="60" w:type="dxa"/>
+              <w:right w:w="100" w:type="dxa"/>
             </w:tcMar>
           </w:tcPr>
           <w:p>
             <w:r>
               <w:rPr>
-                <w:rFonts w:ascii="Calibri" w:cs="Calibri" w:eastAsia="Calibri" w:hAnsi="Calibri"/>
+                <w:rFonts w:ascii="Calibri" w:eastAsia="Calibri" w:hAnsi="Calibri" w:cs="Calibri"/>
                 <w:b/>
                 <w:bCs/>
-                <w:color w:val="1a6fc4"/>
+                <w:color w:val="1A6FC4"/>
                 <w:sz w:val="19"/>
                 <w:szCs w:val="19"/>
               </w:rPr>
-              <w:t xml:space="preserve">Databases</w:t>
+              <w:t>Databases</w:t>
             </w:r>
           </w:p>
         </w:tc>
         <w:tc>
           <w:tcPr>
-            <w:tcW w:type="dxa" w:w="6626"/>
+            <w:tcW w:w="6626" w:type="dxa"/>
             <w:tcBorders>
-              <w:top w:val="single" w:color="CCCCCC" w:sz="4"/>
-              <w:left w:val="single" w:color="CCCCCC" w:sz="4"/>
-              <w:bottom w:val="single" w:color="CCCCCC" w:sz="4"/>
-              <w:right w:val="single" w:color="CCCCCC" w:sz="4"/>
+              <w:top w:val="single" w:sz="4" w:space="0" w:color="CCCCCC"/>
+              <w:left w:val="single" w:sz="4" w:space="0" w:color="CCCCCC"/>
+              <w:bottom w:val="single" w:sz="4" w:space="0" w:color="CCCCCC"/>
+              <w:right w:val="single" w:sz="4" w:space="0" w:color="CCCCCC"/>
             </w:tcBorders>
             <w:tcMar>
-              <w:top w:type="dxa" w:w="60"/>
-              <w:left w:type="dxa" w:w="100"/>
-              <w:bottom w:type="dxa" w:w="60"/>
-              <w:right w:type="dxa" w:w="100"/>
+              <w:top w:w="60" w:type="dxa"/>
+              <w:left w:w="100" w:type="dxa"/>
+              <w:bottom w:w="60" w:type="dxa"/>
+              <w:right w:w="100" w:type="dxa"/>
             </w:tcMar>
           </w:tcPr>
           <w:p>
             <w:r>
               <w:rPr>
-                <w:rFonts w:ascii="Calibri" w:cs="Calibri" w:eastAsia="Calibri" w:hAnsi="Calibri"/>
+                <w:rFonts w:ascii="Calibri" w:eastAsia="Calibri" w:hAnsi="Calibri" w:cs="Calibri"/>
                 <w:color w:val="555555"/>
                 <w:sz w:val="19"/>
                 <w:szCs w:val="19"/>
               </w:rPr>
-              <w:t xml:space="preserve">PostgreSQL · MySQL · pgAdmin · SQLite · SQLAlchemy</w:t>
+              <w:t>PostgreSQL · MySQL · pgAdmin · SQLite · SQLAlchemy</w:t>
             </w:r>
           </w:p>
         </w:tc>
       </w:tr>
       <w:tr>
+        <w:tblPrEx>
+          <w:tblCellMar>
+            <w:top w:w="0" w:type="dxa"/>
+            <w:bottom w:w="0" w:type="dxa"/>
+          </w:tblCellMar>
+        </w:tblPrEx>
         <w:tc>
           <w:tcPr>
-            <w:tcW w:type="dxa" w:w="2400"/>
+            <w:tcW w:w="2400" w:type="dxa"/>
             <w:tcBorders>
-              <w:top w:val="single" w:color="CCCCCC" w:sz="4"/>
-              <w:left w:val="single" w:color="CCCCCC" w:sz="4"/>
-              <w:bottom w:val="single" w:color="CCCCCC" w:sz="4"/>
-              <w:right w:val="single" w:color="CCCCCC" w:sz="4"/>
+              <w:top w:val="single" w:sz="4" w:space="0" w:color="CCCCCC"/>
+              <w:left w:val="single" w:sz="4" w:space="0" w:color="CCCCCC"/>
+              <w:bottom w:val="single" w:sz="4" w:space="0" w:color="CCCCCC"/>
+              <w:right w:val="single" w:sz="4" w:space="0" w:color="CCCCCC"/>
             </w:tcBorders>
-            <w:shd w:fill="E8F1FA" w:val="clear"/>
+            <w:shd w:val="clear" w:color="auto" w:fill="E8F1FA"/>
             <w:tcMar>
-              <w:top w:type="dxa" w:w="60"/>
-              <w:left w:type="dxa" w:w="100"/>
-              <w:bottom w:type="dxa" w:w="60"/>
-              <w:right w:type="dxa" w:w="100"/>
+              <w:top w:w="60" w:type="dxa"/>
+              <w:left w:w="100" w:type="dxa"/>
+              <w:bottom w:w="60" w:type="dxa"/>
+              <w:right w:w="100" w:type="dxa"/>
             </w:tcMar>
           </w:tcPr>
           <w:p>
             <w:r>
               <w:rPr>
-                <w:rFonts w:ascii="Calibri" w:cs="Calibri" w:eastAsia="Calibri" w:hAnsi="Calibri"/>
+                <w:rFonts w:ascii="Calibri" w:eastAsia="Calibri" w:hAnsi="Calibri" w:cs="Calibri"/>
                 <w:b/>
                 <w:bCs/>
-                <w:color w:val="1a6fc4"/>
+                <w:color w:val="1A6FC4"/>
                 <w:sz w:val="19"/>
                 <w:szCs w:val="19"/>
               </w:rPr>
-              <w:t xml:space="preserve">Domains</w:t>
+              <w:t>Domains</w:t>
             </w:r>
           </w:p>
         </w:tc>
         <w:tc>
           <w:tcPr>
-            <w:tcW w:type="dxa" w:w="6626"/>
+            <w:tcW w:w="6626" w:type="dxa"/>
             <w:tcBorders>
-              <w:top w:val="single" w:color="CCCCCC" w:sz="4"/>
-              <w:left w:val="single" w:color="CCCCCC" w:sz="4"/>
-              <w:bottom w:val="single" w:color="CCCCCC" w:sz="4"/>
-              <w:right w:val="single" w:color="CCCCCC" w:sz="4"/>
+              <w:top w:val="single" w:sz="4" w:space="0" w:color="CCCCCC"/>
+              <w:left w:val="single" w:sz="4" w:space="0" w:color="CCCCCC"/>
+              <w:bottom w:val="single" w:sz="4" w:space="0" w:color="CCCCCC"/>
+              <w:right w:val="single" w:sz="4" w:space="0" w:color="CCCCCC"/>
             </w:tcBorders>
             <w:tcMar>
-              <w:top w:type="dxa" w:w="60"/>
-              <w:left w:type="dxa" w:w="100"/>
-              <w:bottom w:type="dxa" w:w="60"/>
-              <w:right w:type="dxa" w:w="100"/>
+              <w:top w:w="60" w:type="dxa"/>
+              <w:left w:w="100" w:type="dxa"/>
+              <w:bottom w:w="60" w:type="dxa"/>
+              <w:right w:w="100" w:type="dxa"/>
             </w:tcMar>
           </w:tcPr>
           <w:p>
             <w:r>
               <w:rPr>
-                <w:rFonts w:ascii="Calibri" w:cs="Calibri" w:eastAsia="Calibri" w:hAnsi="Calibri"/>
+                <w:rFonts w:ascii="Calibri" w:eastAsia="Calibri" w:hAnsi="Calibri" w:cs="Calibri"/>
                 <w:color w:val="555555"/>
                 <w:sz w:val="19"/>
                 <w:szCs w:val="19"/>
               </w:rPr>
-              <w:t xml:space="preserve">NHS · Healthcare · Retail · Supply Chain · CMS · CDC · SAMHSA datasets</w:t>
+              <w:t>NHS · Healthcare · Retail · Supply Chain · CMS · CDC · SAMHSA datasets</w:t>
             </w:r>
           </w:p>
         </w:tc>
       </w:tr>
       <w:tr>
+        <w:tblPrEx>
+          <w:tblCellMar>
+            <w:top w:w="0" w:type="dxa"/>
+            <w:bottom w:w="0" w:type="dxa"/>
+          </w:tblCellMar>
+        </w:tblPrEx>
         <w:tc>
           <w:tcPr>
-            <w:tcW w:type="dxa" w:w="2400"/>
+            <w:tcW w:w="2400" w:type="dxa"/>
             <w:tcBorders>
-              <w:top w:val="single" w:color="CCCCCC" w:sz="4"/>
-              <w:left w:val="single" w:color="CCCCCC" w:sz="4"/>
-              <w:bottom w:val="single" w:color="CCCCCC" w:sz="4"/>
-              <w:right w:val="single" w:color="CCCCCC" w:sz="4"/>
+              <w:top w:val="single" w:sz="4" w:space="0" w:color="CCCCCC"/>
+              <w:left w:val="single" w:sz="4" w:space="0" w:color="CCCCCC"/>
+              <w:bottom w:val="single" w:sz="4" w:space="0" w:color="CCCCCC"/>
+              <w:right w:val="single" w:sz="4" w:space="0" w:color="CCCCCC"/>
             </w:tcBorders>
-            <w:shd w:fill="E8F1FA" w:val="clear"/>
+            <w:shd w:val="clear" w:color="auto" w:fill="E8F1FA"/>
             <w:tcMar>
-              <w:top w:type="dxa" w:w="60"/>
-              <w:left w:type="dxa" w:w="100"/>
-              <w:bottom w:type="dxa" w:w="60"/>
-              <w:right w:type="dxa" w:w="100"/>
+              <w:top w:w="60" w:type="dxa"/>
+              <w:left w:w="100" w:type="dxa"/>
+              <w:bottom w:w="60" w:type="dxa"/>
+              <w:right w:w="100" w:type="dxa"/>
             </w:tcMar>
           </w:tcPr>
           <w:p>
             <w:r>
               <w:rPr>
-                <w:rFonts w:ascii="Calibri" w:cs="Calibri" w:eastAsia="Calibri" w:hAnsi="Calibri"/>
+                <w:rFonts w:ascii="Calibri" w:eastAsia="Calibri" w:hAnsi="Calibri" w:cs="Calibri"/>
                 <w:b/>
                 <w:bCs/>
-                <w:color w:val="1a6fc4"/>
+                <w:color w:val="1A6FC4"/>
                 <w:sz w:val="19"/>
                 <w:szCs w:val="19"/>
               </w:rPr>
-              <w:t xml:space="preserve">Soft Skills</w:t>
+              <w:t>Soft Skills</w:t>
             </w:r>
           </w:p>
         </w:tc>
         <w:tc>
           <w:tcPr>
-            <w:tcW w:type="dxa" w:w="6626"/>
+            <w:tcW w:w="6626" w:type="dxa"/>
             <w:tcBorders>
-              <w:top w:val="single" w:color="CCCCCC" w:sz="4"/>
-              <w:left w:val="single" w:color="CCCCCC" w:sz="4"/>
-              <w:bottom w:val="single" w:color="CCCCCC" w:sz="4"/>
-              <w:right w:val="single" w:color="CCCCCC" w:sz="4"/>
+              <w:top w:val="single" w:sz="4" w:space="0" w:color="CCCCCC"/>
+              <w:left w:val="single" w:sz="4" w:space="0" w:color="CCCCCC"/>
+              <w:bottom w:val="single" w:sz="4" w:space="0" w:color="CCCCCC"/>
+              <w:right w:val="single" w:sz="4" w:space="0" w:color="CCCCCC"/>
             </w:tcBorders>
             <w:tcMar>
-              <w:top w:type="dxa" w:w="60"/>
-              <w:left w:type="dxa" w:w="100"/>
-              <w:bottom w:type="dxa" w:w="60"/>
-              <w:right w:type="dxa" w:w="100"/>
+              <w:top w:w="60" w:type="dxa"/>
+              <w:left w:w="100" w:type="dxa"/>
+              <w:bottom w:w="60" w:type="dxa"/>
+              <w:right w:w="100" w:type="dxa"/>
             </w:tcMar>
           </w:tcPr>
           <w:p>
             <w:r>
               <w:rPr>
-                <w:rFonts w:ascii="Calibri" w:cs="Calibri" w:eastAsia="Calibri" w:hAnsi="Calibri"/>
+                <w:rFonts w:ascii="Calibri" w:eastAsia="Calibri" w:hAnsi="Calibri" w:cs="Calibri"/>
                 <w:color w:val="555555"/>
                 <w:sz w:val="19"/>
                 <w:szCs w:val="19"/>
               </w:rPr>
-              <w:t xml:space="preserve">Stakeholder communication · Executive reporting · Problem solving · Autonomous working</w:t>
+              <w:t>Stakeholder communication · Executive reporting · Problem solving · Autonomous working</w:t>
             </w:r>
           </w:p>
         </w:tc>
@@ -543,53 +579,65 @@
     <w:p>
       <w:pPr>
         <w:pBdr>
-          <w:bottom w:val="single" w:color="1a6fc4" w:sz="10" w:space="4"/>
+          <w:bottom w:val="single" w:sz="10" w:space="4" w:color="1A6FC4"/>
         </w:pBdr>
-        <w:spacing w:after="60" w:before="260"/>
-      </w:pPr>
-      <w:r>
-        <w:rPr>
-          <w:rFonts w:ascii="Calibri" w:cs="Calibri" w:eastAsia="Calibri" w:hAnsi="Calibri"/>
+        <w:spacing w:before="260" w:after="60"/>
+      </w:pPr>
+      <w:r>
+        <w:rPr>
+          <w:rFonts w:ascii="Calibri" w:eastAsia="Calibri" w:hAnsi="Calibri" w:cs="Calibri"/>
           <w:b/>
           <w:bCs/>
           <w:caps/>
-          <w:color w:val="1a6fc4"/>
+          <w:color w:val="1A6FC4"/>
           <w:sz w:val="24"/>
           <w:szCs w:val="24"/>
         </w:rPr>
-        <w:t xml:space="preserve">Portfolio Projects</w:t>
+        <w:t>Portfolio Projects</w:t>
       </w:r>
     </w:p>
     <w:tbl>
       <w:tblPr>
-        <w:tblW w:type="dxa" w:w="9026"/>
+        <w:tblW w:w="9026" w:type="dxa"/>
         <w:tblBorders>
-          <w:top w:val="single" w:color="auto" w:sz="4"/>
-          <w:left w:val="single" w:color="auto" w:sz="4"/>
-          <w:bottom w:val="single" w:color="auto" w:sz="4"/>
-          <w:right w:val="single" w:color="auto" w:sz="4"/>
-          <w:insideH w:val="single" w:color="auto" w:sz="4"/>
-          <w:insideV w:val="single" w:color="auto" w:sz="4"/>
+          <w:top w:val="single" w:sz="4" w:space="0" w:color="auto"/>
+          <w:left w:val="single" w:sz="4" w:space="0" w:color="auto"/>
+          <w:bottom w:val="single" w:sz="4" w:space="0" w:color="auto"/>
+          <w:right w:val="single" w:sz="4" w:space="0" w:color="auto"/>
+          <w:insideH w:val="single" w:sz="4" w:space="0" w:color="auto"/>
+          <w:insideV w:val="single" w:sz="4" w:space="0" w:color="auto"/>
         </w:tblBorders>
+        <w:tblCellMar>
+          <w:left w:w="10" w:type="dxa"/>
+          <w:right w:w="10" w:type="dxa"/>
+        </w:tblCellMar>
+        <w:tblLook w:val="0000" w:firstRow="0" w:lastRow="0" w:firstColumn="0" w:lastColumn="0" w:noHBand="0" w:noVBand="0"/>
       </w:tblPr>
       <w:tblGrid>
         <w:gridCol w:w="9026"/>
       </w:tblGrid>
       <w:tr>
+        <w:tblPrEx>
+          <w:tblCellMar>
+            <w:top w:w="0" w:type="dxa"/>
+            <w:bottom w:w="0" w:type="dxa"/>
+          </w:tblCellMar>
+        </w:tblPrEx>
         <w:tc>
           <w:tcPr>
+            <w:tcW w:w="0" w:type="auto"/>
             <w:tcBorders>
-              <w:top w:val="single" w:color="1a6fc4" w:sz="8"/>
-              <w:left w:val="single" w:color="1a6fc4" w:sz="8"/>
-              <w:bottom w:val="single" w:color="1a6fc4" w:sz="8"/>
-              <w:right w:val="single" w:color="1a6fc4" w:sz="8"/>
+              <w:top w:val="single" w:sz="8" w:space="0" w:color="1A6FC4"/>
+              <w:left w:val="single" w:sz="8" w:space="0" w:color="1A6FC4"/>
+              <w:bottom w:val="single" w:sz="8" w:space="0" w:color="1A6FC4"/>
+              <w:right w:val="single" w:sz="8" w:space="0" w:color="1A6FC4"/>
             </w:tcBorders>
-            <w:shd w:fill="E8F1FA" w:val="clear"/>
+            <w:shd w:val="clear" w:color="auto" w:fill="E8F1FA"/>
             <w:tcMar>
-              <w:top w:type="dxa" w:w="100"/>
-              <w:left w:type="dxa" w:w="160"/>
-              <w:bottom w:type="dxa" w:w="100"/>
-              <w:right w:type="dxa" w:w="160"/>
+              <w:top w:w="100" w:type="dxa"/>
+              <w:left w:w="160" w:type="dxa"/>
+              <w:bottom w:w="100" w:type="dxa"/>
+              <w:right w:w="160" w:type="dxa"/>
             </w:tcMar>
           </w:tcPr>
           <w:p>
@@ -598,12 +646,10 @@
             </w:pPr>
             <w:r>
               <w:rPr>
-                <w:rFonts w:ascii="Calibri" w:cs="Calibri" w:eastAsia="Calibri" w:hAnsi="Calibri"/>
+                <w:rFonts w:ascii="Calibri" w:eastAsia="Calibri" w:hAnsi="Calibri" w:cs="Calibri"/>
                 <w:b/>
                 <w:bCs/>
-                <w:color w:val="1a6fc4"/>
-                <w:sz w:val="20"/>
-                <w:szCs w:val="20"/>
+                <w:color w:val="1A6FC4"/>
               </w:rPr>
               <w:t xml:space="preserve">🔗  Live Deployments &amp; Portfolio: </w:t>
             </w:r>
@@ -614,49 +660,70 @@
             </w:pPr>
             <w:r>
               <w:rPr>
-                <w:rFonts w:ascii="Calibri" w:cs="Calibri" w:eastAsia="Calibri" w:hAnsi="Calibri"/>
+                <w:rFonts w:ascii="Calibri" w:eastAsia="Calibri" w:hAnsi="Calibri" w:cs="Calibri"/>
                 <w:color w:val="555555"/>
                 <w:sz w:val="19"/>
                 <w:szCs w:val="19"/>
               </w:rPr>
               <w:t xml:space="preserve">Mental Health Dashboard  →  </w:t>
             </w:r>
-            <w:hyperlink w:history="1" r:id="rIdep_qgzcavll8d5wocpsxr">
+            <w:hyperlink r:id="rId6" w:history="1">
               <w:r>
                 <w:rPr>
-                  <w:rFonts w:ascii="Calibri" w:cs="Calibri" w:eastAsia="Calibri" w:hAnsi="Calibri"/>
-                  <w:color w:val="1a6fc4"/>
-                  <w:sz w:val="20"/>
-                  <w:szCs w:val="20"/>
+                  <w:rFonts w:ascii="Calibri" w:eastAsia="Calibri" w:hAnsi="Calibri" w:cs="Calibri"/>
+                  <w:color w:val="1A6FC4"/>
                   <w:u w:val="single"/>
                 </w:rPr>
-                <w:t xml:space="preserve">health-project3-mentalhealth-pipeline.streamlit.app</w:t>
+                <w:t>health-project3-mentalhealth-pipeline.streamlit.app</w:t>
               </w:r>
             </w:hyperlink>
           </w:p>
           <w:p>
             <w:pPr>
-              <w:spacing w:after="0"/>
+              <w:spacing w:after="30"/>
             </w:pPr>
             <w:r>
+              <w:t xml:space="preserve">Portfolio </w:t>
+            </w:r>
+            <w:r>
               <w:rPr>
-                <w:rFonts w:ascii="Calibri" w:cs="Calibri" w:eastAsia="Calibri" w:hAnsi="Calibri"/>
+                <w:rFonts w:ascii="Calibri" w:eastAsia="Calibri" w:hAnsi="Calibri" w:cs="Calibri"/>
+                <w:color w:val="555555"/>
+                <w:sz w:val="19"/>
+                <w:szCs w:val="19"/>
+              </w:rPr>
+              <w:t xml:space="preserve"> → </w:t>
+            </w:r>
+            <w:r>
+              <w:t xml:space="preserve">  </w:t>
+            </w:r>
+            <w:hyperlink r:id="rId7" w:history="1">
+              <w:r>
+                <w:rPr>
+                  <w:rStyle w:val="Hyperlink"/>
+                </w:rPr>
+                <w:t>Promise Ekwurumadu — Data Portfolio</w:t>
+              </w:r>
+            </w:hyperlink>
+          </w:p>
+          <w:p>
+            <w:r>
+              <w:rPr>
+                <w:rFonts w:ascii="Calibri" w:eastAsia="Calibri" w:hAnsi="Calibri" w:cs="Calibri"/>
                 <w:color w:val="555555"/>
                 <w:sz w:val="19"/>
                 <w:szCs w:val="19"/>
               </w:rPr>
               <w:t xml:space="preserve">Full code, notebooks &amp; all dashboards  →  </w:t>
             </w:r>
-            <w:hyperlink w:history="1" r:id="rIdydnq3vo1a31rccwrt6hon">
+            <w:hyperlink r:id="rId8" w:history="1">
               <w:r>
                 <w:rPr>
-                  <w:rFonts w:ascii="Calibri" w:cs="Calibri" w:eastAsia="Calibri" w:hAnsi="Calibri"/>
-                  <w:color w:val="1a6fc4"/>
-                  <w:sz w:val="20"/>
-                  <w:szCs w:val="20"/>
+                  <w:rFonts w:ascii="Calibri" w:eastAsia="Calibri" w:hAnsi="Calibri" w:cs="Calibri"/>
+                  <w:color w:val="1A6FC4"/>
                   <w:u w:val="single"/>
                 </w:rPr>
-                <w:t xml:space="preserve">github.com/promiseekwurumadu</w:t>
+                <w:t>github.com/promiseekwurumadu</w:t>
               </w:r>
             </w:hyperlink>
           </w:p>
@@ -669,30 +736,30 @@
       </w:pPr>
       <w:r>
         <w:rPr>
-          <w:rFonts w:ascii="Calibri" w:cs="Calibri" w:eastAsia="Calibri" w:hAnsi="Calibri"/>
+          <w:rFonts w:ascii="Calibri" w:eastAsia="Calibri" w:hAnsi="Calibri" w:cs="Calibri"/>
           <w:i/>
           <w:iCs/>
           <w:color w:val="555555"/>
           <w:sz w:val="19"/>
           <w:szCs w:val="19"/>
         </w:rPr>
-        <w:t xml:space="preserve">All projects use real or realistic government data. Click links above to view live deployments.</w:t>
-      </w:r>
-    </w:p>
-    <w:p>
-      <w:pPr>
-        <w:spacing w:after="30" w:before="150"/>
-      </w:pPr>
-      <w:r>
-        <w:rPr>
-          <w:rFonts w:ascii="Calibri" w:cs="Calibri" w:eastAsia="Calibri" w:hAnsi="Calibri"/>
+        <w:t>All projects use real or realistic government data. Click links above to view live deployments.</w:t>
+      </w:r>
+    </w:p>
+    <w:p>
+      <w:pPr>
+        <w:spacing w:before="150" w:after="30"/>
+      </w:pPr>
+      <w:r>
+        <w:rPr>
+          <w:rFonts w:ascii="Calibri" w:eastAsia="Calibri" w:hAnsi="Calibri" w:cs="Calibri"/>
           <w:b/>
           <w:bCs/>
-          <w:color w:val="1a6fc4"/>
+          <w:color w:val="1A6FC4"/>
           <w:sz w:val="21"/>
           <w:szCs w:val="21"/>
         </w:rPr>
-        <w:t xml:space="preserve">NHS Workforce &amp; Operational KPI Dashboard</w:t>
+        <w:t>NHS Workforce &amp; Operational KPI Dashboard</w:t>
       </w:r>
     </w:p>
     <w:p>
@@ -706,12 +773,10 @@
       </w:pPr>
       <w:r>
         <w:rPr>
-          <w:rFonts w:ascii="Calibri" w:cs="Calibri" w:eastAsia="Calibri" w:hAnsi="Calibri"/>
-          <w:color w:val="555555"/>
-          <w:sz w:val="20"/>
-          <w:szCs w:val="20"/>
-        </w:rPr>
-        <w:t xml:space="preserve">Designed 8-KPI organisational framework from first principles covering workforce, operational and strategic domains — no existing template used</w:t>
+          <w:rFonts w:ascii="Calibri" w:eastAsia="Calibri" w:hAnsi="Calibri" w:cs="Calibri"/>
+          <w:color w:val="555555"/>
+        </w:rPr>
+        <w:t>Designed 8-KPI organisational framework from first principles covering workforce, operational and strategic domains — no existing template used</w:t>
       </w:r>
     </w:p>
     <w:p>
@@ -725,12 +790,10 @@
       </w:pPr>
       <w:r>
         <w:rPr>
-          <w:rFonts w:ascii="Calibri" w:cs="Calibri" w:eastAsia="Calibri" w:hAnsi="Calibri"/>
-          <w:color w:val="555555"/>
-          <w:sz w:val="20"/>
-          <w:szCs w:val="20"/>
-        </w:rPr>
-        <w:t xml:space="preserve">Built 4-sheet executive Excel report with automated RAG ratings readable by non-technical board members, plus 5-tab live Streamlit dashboard across 20 NHS trusts and 7 regions</w:t>
+          <w:rFonts w:ascii="Calibri" w:eastAsia="Calibri" w:hAnsi="Calibri" w:cs="Calibri"/>
+          <w:color w:val="555555"/>
+        </w:rPr>
+        <w:t>Built 4-sheet executive Excel report with automated RAG ratings readable by non-technical board members, plus 5-tab live Streamlit dashboard across 20 NHS trusts and 7 regions</w:t>
       </w:r>
     </w:p>
     <w:p>
@@ -744,12 +807,10 @@
       </w:pPr>
       <w:r>
         <w:rPr>
-          <w:rFonts w:ascii="Calibri" w:cs="Calibri" w:eastAsia="Calibri" w:hAnsi="Calibri"/>
-          <w:color w:val="555555"/>
-          <w:sz w:val="20"/>
-          <w:szCs w:val="20"/>
-        </w:rPr>
-        <w:t xml:space="preserve">Identified 80% of trusts in CRITICAL risk zone — directly actionable insight for NHS leadership</w:t>
+          <w:rFonts w:ascii="Calibri" w:eastAsia="Calibri" w:hAnsi="Calibri" w:cs="Calibri"/>
+          <w:color w:val="555555"/>
+        </w:rPr>
+        <w:t>Identified 80% of trusts in CRITICAL risk zone — directly actionable insight for NHS leadership</w:t>
       </w:r>
     </w:p>
     <w:p>
@@ -763,12 +824,10 @@
       </w:pPr>
       <w:r>
         <w:rPr>
-          <w:rFonts w:ascii="Calibri" w:cs="Calibri" w:eastAsia="Calibri" w:hAnsi="Calibri"/>
-          <w:color w:val="555555"/>
-          <w:sz w:val="20"/>
-          <w:szCs w:val="20"/>
-        </w:rPr>
-        <w:t xml:space="preserve">Mirrors day-one responsibility of standalone analytical lead joining an organisation with no existing data function</w:t>
+          <w:rFonts w:ascii="Calibri" w:eastAsia="Calibri" w:hAnsi="Calibri" w:cs="Calibri"/>
+          <w:color w:val="555555"/>
+        </w:rPr>
+        <w:t>Mirrors day-one responsibility of standalone analytical lead joining an organisation with no existing data function</w:t>
       </w:r>
     </w:p>
     <w:p>
@@ -777,30 +836,30 @@
       </w:pPr>
       <w:r>
         <w:rPr>
-          <w:rFonts w:ascii="Calibri" w:cs="Calibri" w:eastAsia="Calibri" w:hAnsi="Calibri"/>
+          <w:rFonts w:ascii="Calibri" w:eastAsia="Calibri" w:hAnsi="Calibri" w:cs="Calibri"/>
           <w:i/>
           <w:iCs/>
           <w:color w:val="555555"/>
           <w:sz w:val="18"/>
           <w:szCs w:val="18"/>
         </w:rPr>
-        <w:t xml:space="preserve">Tools: Python · SQL · PostgreSQL · Excel · Streamlit · Plotly</w:t>
-      </w:r>
-    </w:p>
-    <w:p>
-      <w:pPr>
-        <w:spacing w:after="30" w:before="150"/>
-      </w:pPr>
-      <w:r>
-        <w:rPr>
-          <w:rFonts w:ascii="Calibri" w:cs="Calibri" w:eastAsia="Calibri" w:hAnsi="Calibri"/>
+        <w:t>Tools: Python · SQL · PostgreSQL · Excel · Streamlit · Plotly</w:t>
+      </w:r>
+    </w:p>
+    <w:p>
+      <w:pPr>
+        <w:spacing w:before="150" w:after="30"/>
+      </w:pPr>
+      <w:r>
+        <w:rPr>
+          <w:rFonts w:ascii="Calibri" w:eastAsia="Calibri" w:hAnsi="Calibri" w:cs="Calibri"/>
           <w:b/>
           <w:bCs/>
-          <w:color w:val="1a6fc4"/>
+          <w:color w:val="1A6FC4"/>
           <w:sz w:val="21"/>
           <w:szCs w:val="21"/>
         </w:rPr>
-        <w:t xml:space="preserve">Hospital Readmissions Analysis (US CMS Data — 18,330 records)</w:t>
+        <w:t>Hospital Readmissions Analysis (US CMS Data — 18,330 records)</w:t>
       </w:r>
     </w:p>
     <w:p>
@@ -814,12 +873,10 @@
       </w:pPr>
       <w:r>
         <w:rPr>
-          <w:rFonts w:ascii="Calibri" w:cs="Calibri" w:eastAsia="Calibri" w:hAnsi="Calibri"/>
-          <w:color w:val="555555"/>
-          <w:sz w:val="20"/>
-          <w:szCs w:val="20"/>
-        </w:rPr>
-        <w:t xml:space="preserve">Analysed real US government hospital records across 51 states — cleaned 36% missing data</w:t>
+          <w:rFonts w:ascii="Calibri" w:eastAsia="Calibri" w:hAnsi="Calibri" w:cs="Calibri"/>
+          <w:color w:val="555555"/>
+        </w:rPr>
+        <w:t>Analysed real US government hospital records across 51 states — cleaned 36% missing data</w:t>
       </w:r>
     </w:p>
     <w:p>
@@ -833,12 +890,10 @@
       </w:pPr>
       <w:r>
         <w:rPr>
-          <w:rFonts w:ascii="Calibri" w:cs="Calibri" w:eastAsia="Calibri" w:hAnsi="Calibri"/>
-          <w:color w:val="555555"/>
-          <w:sz w:val="20"/>
-          <w:szCs w:val="20"/>
-        </w:rPr>
-        <w:t xml:space="preserve">Identified Hip &amp; Knee Replacement as highest variance condition (ratio range 0.47 to 1.63)</w:t>
+          <w:rFonts w:ascii="Calibri" w:eastAsia="Calibri" w:hAnsi="Calibri" w:cs="Calibri"/>
+          <w:color w:val="555555"/>
+        </w:rPr>
+        <w:t>Identified Hip &amp; Knee Replacement as highest variance condition (ratio range 0.47 to 1.63)</w:t>
       </w:r>
     </w:p>
     <w:p>
@@ -852,12 +907,10 @@
       </w:pPr>
       <w:r>
         <w:rPr>
-          <w:rFonts w:ascii="Calibri" w:cs="Calibri" w:eastAsia="Calibri" w:hAnsi="Calibri"/>
-          <w:color w:val="555555"/>
-          <w:sz w:val="20"/>
-          <w:szCs w:val="20"/>
-        </w:rPr>
-        <w:t xml:space="preserve">Produced 5 publication-ready visualisations with written narrative insight for non-technical audiences</w:t>
+          <w:rFonts w:ascii="Calibri" w:eastAsia="Calibri" w:hAnsi="Calibri" w:cs="Calibri"/>
+          <w:color w:val="555555"/>
+        </w:rPr>
+        <w:t>Produced 5 publication-ready visualisations with written narrative insight for non-technical audiences</w:t>
       </w:r>
     </w:p>
     <w:p>
@@ -866,30 +919,30 @@
       </w:pPr>
       <w:r>
         <w:rPr>
-          <w:rFonts w:ascii="Calibri" w:cs="Calibri" w:eastAsia="Calibri" w:hAnsi="Calibri"/>
+          <w:rFonts w:ascii="Calibri" w:eastAsia="Calibri" w:hAnsi="Calibri" w:cs="Calibri"/>
           <w:i/>
           <w:iCs/>
           <w:color w:val="555555"/>
           <w:sz w:val="18"/>
           <w:szCs w:val="18"/>
         </w:rPr>
-        <w:t xml:space="preserve">Tools: Python · Pandas · Matplotlib · Seaborn · Jupyter</w:t>
-      </w:r>
-    </w:p>
-    <w:p>
-      <w:pPr>
-        <w:spacing w:after="30" w:before="150"/>
-      </w:pPr>
-      <w:r>
-        <w:rPr>
-          <w:rFonts w:ascii="Calibri" w:cs="Calibri" w:eastAsia="Calibri" w:hAnsi="Calibri"/>
+        <w:t>Tools: Python · Pandas · Matplotlib · Seaborn · Jupyter</w:t>
+      </w:r>
+    </w:p>
+    <w:p>
+      <w:pPr>
+        <w:spacing w:before="150" w:after="30"/>
+      </w:pPr>
+      <w:r>
+        <w:rPr>
+          <w:rFonts w:ascii="Calibri" w:eastAsia="Calibri" w:hAnsi="Calibri" w:cs="Calibri"/>
           <w:b/>
           <w:bCs/>
-          <w:color w:val="1a6fc4"/>
+          <w:color w:val="1A6FC4"/>
           <w:sz w:val="21"/>
           <w:szCs w:val="21"/>
         </w:rPr>
-        <w:t xml:space="preserve">Retail Customer Analytics &amp; RFM Segmentation</w:t>
+        <w:t>Retail Customer Analytics &amp; RFM Segmentation</w:t>
       </w:r>
     </w:p>
     <w:p>
@@ -903,12 +956,10 @@
       </w:pPr>
       <w:r>
         <w:rPr>
-          <w:rFonts w:ascii="Calibri" w:cs="Calibri" w:eastAsia="Calibri" w:hAnsi="Calibri"/>
-          <w:color w:val="555555"/>
-          <w:sz w:val="20"/>
-          <w:szCs w:val="20"/>
-        </w:rPr>
-        <w:t xml:space="preserve">Built end-to-end retail analytics solution on 52,000+ transaction records across 4 PostgreSQL tables</w:t>
+          <w:rFonts w:ascii="Calibri" w:eastAsia="Calibri" w:hAnsi="Calibri" w:cs="Calibri"/>
+          <w:color w:val="555555"/>
+        </w:rPr>
+        <w:t>Built end-to-end retail analytics solution on 52,000+ transaction records across 4 PostgreSQL tables</w:t>
       </w:r>
     </w:p>
     <w:p>
@@ -922,12 +973,10 @@
       </w:pPr>
       <w:r>
         <w:rPr>
-          <w:rFonts w:ascii="Calibri" w:cs="Calibri" w:eastAsia="Calibri" w:hAnsi="Calibri"/>
-          <w:color w:val="555555"/>
-          <w:sz w:val="20"/>
-          <w:szCs w:val="20"/>
-        </w:rPr>
-        <w:t xml:space="preserve">Resolved 8 real data quality issues across 3 inconsistent source systems</w:t>
+          <w:rFonts w:ascii="Calibri" w:eastAsia="Calibri" w:hAnsi="Calibri" w:cs="Calibri"/>
+          <w:color w:val="555555"/>
+        </w:rPr>
+        <w:t>Resolved 8 real data quality issues across 3 inconsistent source systems</w:t>
       </w:r>
     </w:p>
     <w:p>
@@ -941,12 +990,10 @@
       </w:pPr>
       <w:r>
         <w:rPr>
-          <w:rFonts w:ascii="Calibri" w:cs="Calibri" w:eastAsia="Calibri" w:hAnsi="Calibri"/>
-          <w:color w:val="555555"/>
-          <w:sz w:val="20"/>
-          <w:szCs w:val="20"/>
-        </w:rPr>
-        <w:t xml:space="preserve">Engineered RFM segmentation model identifying 7 actionable segments including 277 at-risk and 400 hibernating customers</w:t>
+          <w:rFonts w:ascii="Calibri" w:eastAsia="Calibri" w:hAnsi="Calibri" w:cs="Calibri"/>
+          <w:color w:val="555555"/>
+        </w:rPr>
+        <w:t>Engineered RFM segmentation model identifying 7 actionable segments including 277 at-risk and 400 hibernating customers</w:t>
       </w:r>
     </w:p>
     <w:p>
@@ -960,12 +1007,11 @@
       </w:pPr>
       <w:r>
         <w:rPr>
-          <w:rFonts w:ascii="Calibri" w:cs="Calibri" w:eastAsia="Calibri" w:hAnsi="Calibri"/>
-          <w:color w:val="555555"/>
-          <w:sz w:val="20"/>
-          <w:szCs w:val="20"/>
-        </w:rPr>
-        <w:t xml:space="preserve">Delivered 3-page live Power BI dashboard connected directly to PostgreSQL with dynamic slicers</w:t>
+          <w:rFonts w:ascii="Calibri" w:eastAsia="Calibri" w:hAnsi="Calibri" w:cs="Calibri"/>
+          <w:color w:val="555555"/>
+        </w:rPr>
+        <w:lastRenderedPageBreak/>
+        <w:t>Delivered 3-page live Power BI dashboard connected directly to PostgreSQL with dynamic slicers</w:t>
       </w:r>
     </w:p>
     <w:p>
@@ -974,30 +1020,30 @@
       </w:pPr>
       <w:r>
         <w:rPr>
-          <w:rFonts w:ascii="Calibri" w:cs="Calibri" w:eastAsia="Calibri" w:hAnsi="Calibri"/>
+          <w:rFonts w:ascii="Calibri" w:eastAsia="Calibri" w:hAnsi="Calibri" w:cs="Calibri"/>
           <w:i/>
           <w:iCs/>
           <w:color w:val="555555"/>
           <w:sz w:val="18"/>
           <w:szCs w:val="18"/>
         </w:rPr>
-        <w:t xml:space="preserve">Tools: Python · PostgreSQL · pgAdmin · Power BI · Pandas · SQLAlchemy</w:t>
-      </w:r>
-    </w:p>
-    <w:p>
-      <w:pPr>
-        <w:spacing w:after="30" w:before="150"/>
-      </w:pPr>
-      <w:r>
-        <w:rPr>
-          <w:rFonts w:ascii="Calibri" w:cs="Calibri" w:eastAsia="Calibri" w:hAnsi="Calibri"/>
+        <w:t>Tools: Python · PostgreSQL · pgAdmin · Power BI · Pandas · SQLAlchemy</w:t>
+      </w:r>
+    </w:p>
+    <w:p>
+      <w:pPr>
+        <w:spacing w:before="150" w:after="30"/>
+      </w:pPr>
+      <w:r>
+        <w:rPr>
+          <w:rFonts w:ascii="Calibri" w:eastAsia="Calibri" w:hAnsi="Calibri" w:cs="Calibri"/>
           <w:b/>
           <w:bCs/>
-          <w:color w:val="1a6fc4"/>
+          <w:color w:val="1A6FC4"/>
           <w:sz w:val="21"/>
           <w:szCs w:val="21"/>
         </w:rPr>
-        <w:t xml:space="preserve">Global Supply Chain Risk Dashboard</w:t>
+        <w:t>Global Supply Chain Risk Dashboard</w:t>
       </w:r>
     </w:p>
     <w:p>
@@ -1011,12 +1057,10 @@
       </w:pPr>
       <w:r>
         <w:rPr>
-          <w:rFonts w:ascii="Calibri" w:cs="Calibri" w:eastAsia="Calibri" w:hAnsi="Calibri"/>
-          <w:color w:val="555555"/>
-          <w:sz w:val="20"/>
-          <w:szCs w:val="20"/>
-        </w:rPr>
-        <w:t xml:space="preserve">Processed 500,000 trade records using PySpark — loaded 7 analytical tables into PostgreSQL covering 20 countries and 4 disruption events</w:t>
+          <w:rFonts w:ascii="Calibri" w:eastAsia="Calibri" w:hAnsi="Calibri" w:cs="Calibri"/>
+          <w:color w:val="555555"/>
+        </w:rPr>
+        <w:t>Processed 500,000 trade records using PySpark — loaded 7 analytical tables into PostgreSQL covering 20 countries and 4 disruption events</w:t>
       </w:r>
     </w:p>
     <w:p>
@@ -1030,12 +1074,10 @@
       </w:pPr>
       <w:r>
         <w:rPr>
-          <w:rFonts w:ascii="Calibri" w:cs="Calibri" w:eastAsia="Calibri" w:hAnsi="Calibri"/>
-          <w:color w:val="555555"/>
-          <w:sz w:val="20"/>
-          <w:szCs w:val="20"/>
-        </w:rPr>
-        <w:t xml:space="preserve">Delivered 3-page Power BI risk dashboard with RAG conditional formatting on live PostgreSQL connection</w:t>
+          <w:rFonts w:ascii="Calibri" w:eastAsia="Calibri" w:hAnsi="Calibri" w:cs="Calibri"/>
+          <w:color w:val="555555"/>
+        </w:rPr>
+        <w:t>Delivered 3-page Power BI risk dashboard with RAG conditional formatting on live PostgreSQL connection</w:t>
       </w:r>
     </w:p>
     <w:p>
@@ -1044,34 +1086,34 @@
       </w:pPr>
       <w:r>
         <w:rPr>
-          <w:rFonts w:ascii="Calibri" w:cs="Calibri" w:eastAsia="Calibri" w:hAnsi="Calibri"/>
+          <w:rFonts w:ascii="Calibri" w:eastAsia="Calibri" w:hAnsi="Calibri" w:cs="Calibri"/>
           <w:i/>
           <w:iCs/>
           <w:color w:val="555555"/>
           <w:sz w:val="18"/>
           <w:szCs w:val="18"/>
         </w:rPr>
-        <w:t xml:space="preserve">Tools: Python · PySpark · PostgreSQL · Power BI</w:t>
+        <w:t>Tools: Python · PySpark · PostgreSQL · Power BI</w:t>
       </w:r>
     </w:p>
     <w:p>
       <w:pPr>
         <w:pBdr>
-          <w:bottom w:val="single" w:color="1a6fc4" w:sz="10" w:space="4"/>
+          <w:bottom w:val="single" w:sz="10" w:space="4" w:color="1A6FC4"/>
         </w:pBdr>
-        <w:spacing w:after="60" w:before="260"/>
-      </w:pPr>
-      <w:r>
-        <w:rPr>
-          <w:rFonts w:ascii="Calibri" w:cs="Calibri" w:eastAsia="Calibri" w:hAnsi="Calibri"/>
+        <w:spacing w:before="260" w:after="60"/>
+      </w:pPr>
+      <w:r>
+        <w:rPr>
+          <w:rFonts w:ascii="Calibri" w:eastAsia="Calibri" w:hAnsi="Calibri" w:cs="Calibri"/>
           <w:b/>
           <w:bCs/>
           <w:caps/>
-          <w:color w:val="1a6fc4"/>
+          <w:color w:val="1A6FC4"/>
           <w:sz w:val="24"/>
           <w:szCs w:val="24"/>
         </w:rPr>
-        <w:t xml:space="preserve">Work Experience — UK</w:t>
+        <w:t>Work Experience — UK</w:t>
       </w:r>
     </w:p>
     <w:p>
@@ -1079,36 +1121,34 @@
         <w:tabs>
           <w:tab w:val="right" w:pos="9026"/>
         </w:tabs>
-        <w:spacing w:after="30" w:before="180"/>
-      </w:pPr>
-      <w:r>
-        <w:rPr>
-          <w:rFonts w:ascii="Calibri" w:cs="Calibri" w:eastAsia="Calibri" w:hAnsi="Calibri"/>
+        <w:spacing w:before="180" w:after="30"/>
+      </w:pPr>
+      <w:r>
+        <w:rPr>
+          <w:rFonts w:ascii="Calibri" w:eastAsia="Calibri" w:hAnsi="Calibri" w:cs="Calibri"/>
           <w:b/>
           <w:bCs/>
-          <w:color w:val="1a6fc4"/>
+          <w:color w:val="1A6FC4"/>
           <w:sz w:val="22"/>
           <w:szCs w:val="22"/>
         </w:rPr>
-        <w:t xml:space="preserve">Operational Support &amp; Site Coordinator</w:t>
+        <w:t>Operational Support &amp; Site Coordinator</w:t>
       </w:r>
       <w:r>
         <w:rPr>
           <w:sz w:val="22"/>
           <w:szCs w:val="22"/>
         </w:rPr>
-        <w:t xml:space="preserve">	</w:t>
-      </w:r>
-      <w:r>
-        <w:rPr>
-          <w:rFonts w:ascii="Calibri" w:cs="Calibri" w:eastAsia="Calibri" w:hAnsi="Calibri"/>
+        <w:tab/>
+      </w:r>
+      <w:r>
+        <w:rPr>
+          <w:rFonts w:ascii="Calibri" w:eastAsia="Calibri" w:hAnsi="Calibri" w:cs="Calibri"/>
           <w:i/>
           <w:iCs/>
           <w:color w:val="555555"/>
-          <w:sz w:val="20"/>
-          <w:szCs w:val="20"/>
-        </w:rPr>
-        <w:t xml:space="preserve">Oct 2023 – Present</w:t>
+        </w:rPr>
+        <w:t>Oct 2023 – Present</w:t>
       </w:r>
     </w:p>
     <w:p>
@@ -1117,14 +1157,12 @@
       </w:pPr>
       <w:r>
         <w:rPr>
-          <w:rFonts w:ascii="Calibri" w:cs="Calibri" w:eastAsia="Calibri" w:hAnsi="Calibri"/>
+          <w:rFonts w:ascii="Calibri" w:eastAsia="Calibri" w:hAnsi="Calibri" w:cs="Calibri"/>
           <w:b/>
           <w:bCs/>
           <w:color w:val="555555"/>
-          <w:sz w:val="20"/>
-          <w:szCs w:val="20"/>
-        </w:rPr>
-        <w:t xml:space="preserve">Komatsu UK Ltd (via Alpha Security) — Sunderland</w:t>
+        </w:rPr>
+        <w:t>Komatsu UK Ltd (via Alpha Security) — Sunderland</w:t>
       </w:r>
     </w:p>
     <w:p>
@@ -1138,12 +1176,10 @@
       </w:pPr>
       <w:r>
         <w:rPr>
-          <w:rFonts w:ascii="Calibri" w:cs="Calibri" w:eastAsia="Calibri" w:hAnsi="Calibri"/>
-          <w:color w:val="555555"/>
-          <w:sz w:val="20"/>
-          <w:szCs w:val="20"/>
-        </w:rPr>
-        <w:t xml:space="preserve">Managed inbound communications and triaged queries to correct operational departments — developing structured stakeholder communication skills in a regulated corporate environment</w:t>
+          <w:rFonts w:ascii="Calibri" w:eastAsia="Calibri" w:hAnsi="Calibri" w:cs="Calibri"/>
+          <w:color w:val="555555"/>
+        </w:rPr>
+        <w:t>Managed inbound communications and triaged queries to correct operational departments — developing structured stakeholder communication skills in a regulated corporate environment</w:t>
       </w:r>
     </w:p>
     <w:p>
@@ -1157,12 +1193,10 @@
       </w:pPr>
       <w:r>
         <w:rPr>
-          <w:rFonts w:ascii="Calibri" w:cs="Calibri" w:eastAsia="Calibri" w:hAnsi="Calibri"/>
-          <w:color w:val="555555"/>
-          <w:sz w:val="20"/>
-          <w:szCs w:val="20"/>
-        </w:rPr>
-        <w:t xml:space="preserve">Performed asset verification checks against records to ensure correct machinery dispatch — a process requiring data accuracy, attention to detail, and reconciliation of physical assets against system records</w:t>
+          <w:rFonts w:ascii="Calibri" w:eastAsia="Calibri" w:hAnsi="Calibri" w:cs="Calibri"/>
+          <w:color w:val="555555"/>
+        </w:rPr>
+        <w:t>Performed asset verification checks against records to ensure correct machinery dispatch — a process requiring data accuracy, attention to detail, and reconciliation of physical assets against system records</w:t>
       </w:r>
     </w:p>
     <w:p>
@@ -1176,12 +1210,10 @@
       </w:pPr>
       <w:r>
         <w:rPr>
-          <w:rFonts w:ascii="Calibri" w:cs="Calibri" w:eastAsia="Calibri" w:hAnsi="Calibri"/>
-          <w:color w:val="555555"/>
-          <w:sz w:val="20"/>
-          <w:szCs w:val="20"/>
-        </w:rPr>
-        <w:t xml:space="preserve">Conducted and logged weekly fire safety compliance tests (Sunday break class) — maintaining documented audit trails in line with operational governance requirements</w:t>
+          <w:rFonts w:ascii="Calibri" w:eastAsia="Calibri" w:hAnsi="Calibri" w:cs="Calibri"/>
+          <w:color w:val="555555"/>
+        </w:rPr>
+        <w:t>Conducted and logged weekly fire safety compliance tests (Sunday break class) — maintaining documented audit trails in line with operational governance requirements</w:t>
       </w:r>
     </w:p>
     <w:p>
@@ -1195,12 +1227,10 @@
       </w:pPr>
       <w:r>
         <w:rPr>
-          <w:rFonts w:ascii="Calibri" w:cs="Calibri" w:eastAsia="Calibri" w:hAnsi="Calibri"/>
-          <w:color w:val="555555"/>
-          <w:sz w:val="20"/>
-          <w:szCs w:val="20"/>
-        </w:rPr>
-        <w:t xml:space="preserve">Coordinated incoming deliveries, capturing and routing information accurately under time pressure — building experience in process-driven data handling within a fast-paced industrial setting</w:t>
+          <w:rFonts w:ascii="Calibri" w:eastAsia="Calibri" w:hAnsi="Calibri" w:cs="Calibri"/>
+          <w:color w:val="555555"/>
+        </w:rPr>
+        <w:t>Coordinated incoming deliveries, capturing and routing information accurately under time pressure — building experience in process-driven data handling within a fast-paced industrial setting</w:t>
       </w:r>
     </w:p>
     <w:p>
@@ -1209,34 +1239,34 @@
       </w:pPr>
       <w:r>
         <w:rPr>
-          <w:rFonts w:ascii="Calibri" w:cs="Calibri" w:eastAsia="Calibri" w:hAnsi="Calibri"/>
+          <w:rFonts w:ascii="Calibri" w:eastAsia="Calibri" w:hAnsi="Calibri" w:cs="Calibri"/>
           <w:i/>
           <w:iCs/>
           <w:color w:val="555555"/>
           <w:sz w:val="18"/>
           <w:szCs w:val="18"/>
         </w:rPr>
-        <w:t xml:space="preserve">Note: Role held concurrently with MSc Applied Data Science (2023–2025) — all data projects completed during this period</w:t>
+        <w:t>Note: Role held concurrently with MSc Applied Data Science (2023–2025) — all data projects completed during this period</w:t>
       </w:r>
     </w:p>
     <w:p>
       <w:pPr>
         <w:pBdr>
-          <w:bottom w:val="single" w:color="1a6fc4" w:sz="10" w:space="4"/>
+          <w:bottom w:val="single" w:sz="10" w:space="4" w:color="1A6FC4"/>
         </w:pBdr>
-        <w:spacing w:after="60" w:before="260"/>
-      </w:pPr>
-      <w:r>
-        <w:rPr>
-          <w:rFonts w:ascii="Calibri" w:cs="Calibri" w:eastAsia="Calibri" w:hAnsi="Calibri"/>
+        <w:spacing w:before="260" w:after="60"/>
+      </w:pPr>
+      <w:r>
+        <w:rPr>
+          <w:rFonts w:ascii="Calibri" w:eastAsia="Calibri" w:hAnsi="Calibri" w:cs="Calibri"/>
           <w:b/>
           <w:bCs/>
           <w:caps/>
-          <w:color w:val="1a6fc4"/>
+          <w:color w:val="1A6FC4"/>
           <w:sz w:val="24"/>
           <w:szCs w:val="24"/>
         </w:rPr>
-        <w:t xml:space="preserve">Prior Experience</w:t>
+        <w:t>Prior Experience</w:t>
       </w:r>
     </w:p>
     <w:p>
@@ -1244,36 +1274,34 @@
         <w:tabs>
           <w:tab w:val="right" w:pos="9026"/>
         </w:tabs>
-        <w:spacing w:after="30" w:before="180"/>
-      </w:pPr>
-      <w:r>
-        <w:rPr>
-          <w:rFonts w:ascii="Calibri" w:cs="Calibri" w:eastAsia="Calibri" w:hAnsi="Calibri"/>
+        <w:spacing w:before="180" w:after="30"/>
+      </w:pPr>
+      <w:r>
+        <w:rPr>
+          <w:rFonts w:ascii="Calibri" w:eastAsia="Calibri" w:hAnsi="Calibri" w:cs="Calibri"/>
           <w:b/>
           <w:bCs/>
-          <w:color w:val="1a6fc4"/>
+          <w:color w:val="1A6FC4"/>
           <w:sz w:val="22"/>
           <w:szCs w:val="22"/>
         </w:rPr>
-        <w:t xml:space="preserve">Data Science Intern</w:t>
+        <w:t>Data Science Intern</w:t>
       </w:r>
       <w:r>
         <w:rPr>
           <w:sz w:val="22"/>
           <w:szCs w:val="22"/>
         </w:rPr>
-        <w:t xml:space="preserve">	</w:t>
-      </w:r>
-      <w:r>
-        <w:rPr>
-          <w:rFonts w:ascii="Calibri" w:cs="Calibri" w:eastAsia="Calibri" w:hAnsi="Calibri"/>
+        <w:tab/>
+      </w:r>
+      <w:r>
+        <w:rPr>
+          <w:rFonts w:ascii="Calibri" w:eastAsia="Calibri" w:hAnsi="Calibri" w:cs="Calibri"/>
           <w:i/>
           <w:iCs/>
           <w:color w:val="555555"/>
-          <w:sz w:val="20"/>
-          <w:szCs w:val="20"/>
-        </w:rPr>
-        <w:t xml:space="preserve">Jan 2021 – Apr 2023</w:t>
+        </w:rPr>
+        <w:t>Jan 2021 – Apr 2023</w:t>
       </w:r>
     </w:p>
     <w:p>
@@ -1282,14 +1310,12 @@
       </w:pPr>
       <w:r>
         <w:rPr>
-          <w:rFonts w:ascii="Calibri" w:cs="Calibri" w:eastAsia="Calibri" w:hAnsi="Calibri"/>
+          <w:rFonts w:ascii="Calibri" w:eastAsia="Calibri" w:hAnsi="Calibri" w:cs="Calibri"/>
           <w:b/>
           <w:bCs/>
           <w:color w:val="555555"/>
-          <w:sz w:val="20"/>
-          <w:szCs w:val="20"/>
-        </w:rPr>
-        <w:t xml:space="preserve">Abba and Kings Limited</w:t>
+        </w:rPr>
+        <w:t>Abba and Kings Limited</w:t>
       </w:r>
     </w:p>
     <w:p>
@@ -1303,12 +1329,10 @@
       </w:pPr>
       <w:r>
         <w:rPr>
-          <w:rFonts w:ascii="Calibri" w:cs="Calibri" w:eastAsia="Calibri" w:hAnsi="Calibri"/>
-          <w:color w:val="555555"/>
-          <w:sz w:val="20"/>
-          <w:szCs w:val="20"/>
-        </w:rPr>
-        <w:t xml:space="preserve">Analysed client datasets to identify trends relevant to service delivery — conducted EDA and communicated findings to non-technical stakeholders through reports and visualisations</w:t>
+          <w:rFonts w:ascii="Calibri" w:eastAsia="Calibri" w:hAnsi="Calibri" w:cs="Calibri"/>
+          <w:color w:val="555555"/>
+        </w:rPr>
+        <w:t>Analysed client datasets to identify trends relevant to service delivery — conducted EDA and communicated findings to non-technical stakeholders through reports and visualisations</w:t>
       </w:r>
     </w:p>
     <w:p>
@@ -1316,36 +1340,34 @@
         <w:tabs>
           <w:tab w:val="right" w:pos="9026"/>
         </w:tabs>
-        <w:spacing w:after="30" w:before="180"/>
-      </w:pPr>
-      <w:r>
-        <w:rPr>
-          <w:rFonts w:ascii="Calibri" w:cs="Calibri" w:eastAsia="Calibri" w:hAnsi="Calibri"/>
+        <w:spacing w:before="180" w:after="30"/>
+      </w:pPr>
+      <w:r>
+        <w:rPr>
+          <w:rFonts w:ascii="Calibri" w:eastAsia="Calibri" w:hAnsi="Calibri" w:cs="Calibri"/>
           <w:b/>
           <w:bCs/>
-          <w:color w:val="1a6fc4"/>
+          <w:color w:val="1A6FC4"/>
           <w:sz w:val="22"/>
           <w:szCs w:val="22"/>
         </w:rPr>
-        <w:t xml:space="preserve">Data Analyst (Remote)</w:t>
+        <w:t>Data Analyst (Remote)</w:t>
       </w:r>
       <w:r>
         <w:rPr>
           <w:sz w:val="22"/>
           <w:szCs w:val="22"/>
         </w:rPr>
-        <w:t xml:space="preserve">	</w:t>
-      </w:r>
-      <w:r>
-        <w:rPr>
-          <w:rFonts w:ascii="Calibri" w:cs="Calibri" w:eastAsia="Calibri" w:hAnsi="Calibri"/>
+        <w:tab/>
+      </w:r>
+      <w:r>
+        <w:rPr>
+          <w:rFonts w:ascii="Calibri" w:eastAsia="Calibri" w:hAnsi="Calibri" w:cs="Calibri"/>
           <w:i/>
           <w:iCs/>
           <w:color w:val="555555"/>
-          <w:sz w:val="20"/>
-          <w:szCs w:val="20"/>
-        </w:rPr>
-        <w:t xml:space="preserve">Feb 2018 – Nov 2019</w:t>
+        </w:rPr>
+        <w:t>Feb 2018 – Nov 2019</w:t>
       </w:r>
     </w:p>
     <w:p>
@@ -1354,14 +1376,21 @@
       </w:pPr>
       <w:r>
         <w:rPr>
-          <w:rFonts w:ascii="Calibri" w:cs="Calibri" w:eastAsia="Calibri" w:hAnsi="Calibri"/>
+          <w:rFonts w:ascii="Calibri" w:eastAsia="Calibri" w:hAnsi="Calibri" w:cs="Calibri"/>
           <w:b/>
           <w:bCs/>
           <w:color w:val="555555"/>
-          <w:sz w:val="20"/>
-          <w:szCs w:val="20"/>
-        </w:rPr>
-        <w:t xml:space="preserve">Freelance / Contract</w:t>
+        </w:rPr>
+        <w:t>Patvic Tech LTD</w:t>
+      </w:r>
+      <w:r>
+        <w:rPr>
+          <w:rFonts w:ascii="Calibri" w:eastAsia="Calibri" w:hAnsi="Calibri" w:cs="Calibri"/>
+          <w:b/>
+          <w:bCs/>
+          <w:color w:val="555555"/>
+        </w:rPr>
+        <w:t xml:space="preserve"> / Contract</w:t>
       </w:r>
     </w:p>
     <w:p>
@@ -1375,12 +1404,10 @@
       </w:pPr>
       <w:r>
         <w:rPr>
-          <w:rFonts w:ascii="Calibri" w:cs="Calibri" w:eastAsia="Calibri" w:hAnsi="Calibri"/>
-          <w:color w:val="555555"/>
-          <w:sz w:val="20"/>
-          <w:szCs w:val="20"/>
-        </w:rPr>
-        <w:t xml:space="preserve">Preprocessed and analysed datasets across multiple projects — built predictive models using Python and communicated insights through dashboards and reports</w:t>
+          <w:rFonts w:ascii="Calibri" w:eastAsia="Calibri" w:hAnsi="Calibri" w:cs="Calibri"/>
+          <w:color w:val="555555"/>
+        </w:rPr>
+        <w:t>Preprocessed and analysed datasets across multiple projects — built predictive models using Python and communicated insights through dashboards and reports</w:t>
       </w:r>
     </w:p>
     <w:p>
@@ -1388,36 +1415,34 @@
         <w:tabs>
           <w:tab w:val="right" w:pos="9026"/>
         </w:tabs>
-        <w:spacing w:after="30" w:before="180"/>
-      </w:pPr>
-      <w:r>
-        <w:rPr>
-          <w:rFonts w:ascii="Calibri" w:cs="Calibri" w:eastAsia="Calibri" w:hAnsi="Calibri"/>
+        <w:spacing w:before="180" w:after="30"/>
+      </w:pPr>
+      <w:r>
+        <w:rPr>
+          <w:rFonts w:ascii="Calibri" w:eastAsia="Calibri" w:hAnsi="Calibri" w:cs="Calibri"/>
           <w:b/>
           <w:bCs/>
-          <w:color w:val="1a6fc4"/>
+          <w:color w:val="1A6FC4"/>
           <w:sz w:val="22"/>
           <w:szCs w:val="22"/>
         </w:rPr>
-        <w:t xml:space="preserve">Data &amp; Analytics Volunteer</w:t>
+        <w:t>Data &amp; Analytics Volunteer</w:t>
       </w:r>
       <w:r>
         <w:rPr>
           <w:sz w:val="22"/>
           <w:szCs w:val="22"/>
         </w:rPr>
-        <w:t xml:space="preserve">	</w:t>
-      </w:r>
-      <w:r>
-        <w:rPr>
-          <w:rFonts w:ascii="Calibri" w:cs="Calibri" w:eastAsia="Calibri" w:hAnsi="Calibri"/>
+        <w:tab/>
+      </w:r>
+      <w:r>
+        <w:rPr>
+          <w:rFonts w:ascii="Calibri" w:eastAsia="Calibri" w:hAnsi="Calibri" w:cs="Calibri"/>
           <w:i/>
           <w:iCs/>
           <w:color w:val="555555"/>
-          <w:sz w:val="20"/>
-          <w:szCs w:val="20"/>
-        </w:rPr>
-        <w:t xml:space="preserve">Dec 2019 – Nov 2020</w:t>
+        </w:rPr>
+        <w:t>Dec 2019 – Nov 2020</w:t>
       </w:r>
     </w:p>
     <w:p>
@@ -1426,14 +1451,12 @@
       </w:pPr>
       <w:r>
         <w:rPr>
-          <w:rFonts w:ascii="Calibri" w:cs="Calibri" w:eastAsia="Calibri" w:hAnsi="Calibri"/>
+          <w:rFonts w:ascii="Calibri" w:eastAsia="Calibri" w:hAnsi="Calibri" w:cs="Calibri"/>
           <w:b/>
           <w:bCs/>
           <w:color w:val="555555"/>
-          <w:sz w:val="20"/>
-          <w:szCs w:val="20"/>
-        </w:rPr>
-        <w:t xml:space="preserve">Zik Hospital</w:t>
+        </w:rPr>
+        <w:t>Zik Hospital</w:t>
       </w:r>
     </w:p>
     <w:p>
@@ -1447,32 +1470,30 @@
       </w:pPr>
       <w:r>
         <w:rPr>
-          <w:rFonts w:ascii="Calibri" w:cs="Calibri" w:eastAsia="Calibri" w:hAnsi="Calibri"/>
-          <w:color w:val="555555"/>
-          <w:sz w:val="20"/>
-          <w:szCs w:val="20"/>
-        </w:rPr>
-        <w:t xml:space="preserve">Analysed patient data and translated findings into actionable healthcare strategies in collaboration with clinical staff</w:t>
+          <w:rFonts w:ascii="Calibri" w:eastAsia="Calibri" w:hAnsi="Calibri" w:cs="Calibri"/>
+          <w:color w:val="555555"/>
+        </w:rPr>
+        <w:t>Analysed patient data and translated findings into actionable healthcare strategies in collaboration with clinical staff</w:t>
       </w:r>
     </w:p>
     <w:p>
       <w:pPr>
         <w:pBdr>
-          <w:bottom w:val="single" w:color="1a6fc4" w:sz="10" w:space="4"/>
+          <w:bottom w:val="single" w:sz="10" w:space="4" w:color="1A6FC4"/>
         </w:pBdr>
-        <w:spacing w:after="60" w:before="260"/>
-      </w:pPr>
-      <w:r>
-        <w:rPr>
-          <w:rFonts w:ascii="Calibri" w:cs="Calibri" w:eastAsia="Calibri" w:hAnsi="Calibri"/>
+        <w:spacing w:before="260" w:after="60"/>
+      </w:pPr>
+      <w:r>
+        <w:rPr>
+          <w:rFonts w:ascii="Calibri" w:eastAsia="Calibri" w:hAnsi="Calibri" w:cs="Calibri"/>
           <w:b/>
           <w:bCs/>
           <w:caps/>
-          <w:color w:val="1a6fc4"/>
+          <w:color w:val="1A6FC4"/>
           <w:sz w:val="24"/>
           <w:szCs w:val="24"/>
         </w:rPr>
-        <w:t xml:space="preserve">Education</w:t>
+        <w:t>Education</w:t>
       </w:r>
     </w:p>
     <w:p>
@@ -1480,36 +1501,34 @@
         <w:tabs>
           <w:tab w:val="right" w:pos="9026"/>
         </w:tabs>
-        <w:spacing w:after="30" w:before="180"/>
-      </w:pPr>
-      <w:r>
-        <w:rPr>
-          <w:rFonts w:ascii="Calibri" w:cs="Calibri" w:eastAsia="Calibri" w:hAnsi="Calibri"/>
+        <w:spacing w:before="180" w:after="30"/>
+      </w:pPr>
+      <w:r>
+        <w:rPr>
+          <w:rFonts w:ascii="Calibri" w:eastAsia="Calibri" w:hAnsi="Calibri" w:cs="Calibri"/>
           <w:b/>
           <w:bCs/>
-          <w:color w:val="1a6fc4"/>
+          <w:color w:val="1A6FC4"/>
           <w:sz w:val="22"/>
           <w:szCs w:val="22"/>
         </w:rPr>
-        <w:t xml:space="preserve">MSc Applied Data Science</w:t>
+        <w:t>MSc Applied Data Science</w:t>
       </w:r>
       <w:r>
         <w:rPr>
           <w:sz w:val="22"/>
           <w:szCs w:val="22"/>
         </w:rPr>
-        <w:t xml:space="preserve">	</w:t>
-      </w:r>
-      <w:r>
-        <w:rPr>
-          <w:rFonts w:ascii="Calibri" w:cs="Calibri" w:eastAsia="Calibri" w:hAnsi="Calibri"/>
+        <w:tab/>
+      </w:r>
+      <w:r>
+        <w:rPr>
+          <w:rFonts w:ascii="Calibri" w:eastAsia="Calibri" w:hAnsi="Calibri" w:cs="Calibri"/>
           <w:i/>
           <w:iCs/>
           <w:color w:val="555555"/>
-          <w:sz w:val="20"/>
-          <w:szCs w:val="20"/>
-        </w:rPr>
-        <w:t xml:space="preserve">2023 – 2025</w:t>
+        </w:rPr>
+        <w:t>2023 – 2025</w:t>
       </w:r>
     </w:p>
     <w:p>
@@ -1518,14 +1537,12 @@
       </w:pPr>
       <w:r>
         <w:rPr>
-          <w:rFonts w:ascii="Calibri" w:cs="Calibri" w:eastAsia="Calibri" w:hAnsi="Calibri"/>
+          <w:rFonts w:ascii="Calibri" w:eastAsia="Calibri" w:hAnsi="Calibri" w:cs="Calibri"/>
           <w:b/>
           <w:bCs/>
           <w:color w:val="555555"/>
-          <w:sz w:val="20"/>
-          <w:szCs w:val="20"/>
-        </w:rPr>
-        <w:t xml:space="preserve">University of Sunderland</w:t>
+        </w:rPr>
+        <w:t>University of Sunderland</w:t>
       </w:r>
     </w:p>
     <w:p>
@@ -1539,12 +1556,10 @@
       </w:pPr>
       <w:r>
         <w:rPr>
-          <w:rFonts w:ascii="Calibri" w:cs="Calibri" w:eastAsia="Calibri" w:hAnsi="Calibri"/>
-          <w:color w:val="555555"/>
-          <w:sz w:val="20"/>
-          <w:szCs w:val="20"/>
-        </w:rPr>
-        <w:t xml:space="preserve">Modules: Data Science Fundamentals, Machine Learning &amp; Data Analytics, Data Science Product Development, Technology Management</w:t>
+          <w:rFonts w:ascii="Calibri" w:eastAsia="Calibri" w:hAnsi="Calibri" w:cs="Calibri"/>
+          <w:color w:val="555555"/>
+        </w:rPr>
+        <w:t>Modules: Data Science Fundamentals, Machine Learning &amp; Data Analytics, Data Science Product Development, Technology Management</w:t>
       </w:r>
     </w:p>
     <w:p>
@@ -1552,36 +1567,34 @@
         <w:tabs>
           <w:tab w:val="right" w:pos="9026"/>
         </w:tabs>
-        <w:spacing w:after="30" w:before="180"/>
-      </w:pPr>
-      <w:r>
-        <w:rPr>
-          <w:rFonts w:ascii="Calibri" w:cs="Calibri" w:eastAsia="Calibri" w:hAnsi="Calibri"/>
+        <w:spacing w:before="180" w:after="30"/>
+      </w:pPr>
+      <w:r>
+        <w:rPr>
+          <w:rFonts w:ascii="Calibri" w:eastAsia="Calibri" w:hAnsi="Calibri" w:cs="Calibri"/>
           <w:b/>
           <w:bCs/>
-          <w:color w:val="1a6fc4"/>
+          <w:color w:val="1A6FC4"/>
           <w:sz w:val="22"/>
           <w:szCs w:val="22"/>
         </w:rPr>
-        <w:t xml:space="preserve">BSc (Hons) Computer Science</w:t>
+        <w:t>BSc (Hons) Computer Science</w:t>
       </w:r>
       <w:r>
         <w:rPr>
           <w:sz w:val="22"/>
           <w:szCs w:val="22"/>
         </w:rPr>
-        <w:t xml:space="preserve">	</w:t>
-      </w:r>
-      <w:r>
-        <w:rPr>
-          <w:rFonts w:ascii="Calibri" w:cs="Calibri" w:eastAsia="Calibri" w:hAnsi="Calibri"/>
+        <w:tab/>
+      </w:r>
+      <w:r>
+        <w:rPr>
+          <w:rFonts w:ascii="Calibri" w:eastAsia="Calibri" w:hAnsi="Calibri" w:cs="Calibri"/>
           <w:i/>
           <w:iCs/>
           <w:color w:val="555555"/>
-          <w:sz w:val="20"/>
-          <w:szCs w:val="20"/>
-        </w:rPr>
-        <w:t xml:space="preserve">2012 – 2017</w:t>
+        </w:rPr>
+        <w:t>2012 – 2017</w:t>
       </w:r>
     </w:p>
     <w:p>
@@ -1590,14 +1603,12 @@
       </w:pPr>
       <w:r>
         <w:rPr>
-          <w:rFonts w:ascii="Calibri" w:cs="Calibri" w:eastAsia="Calibri" w:hAnsi="Calibri"/>
+          <w:rFonts w:ascii="Calibri" w:eastAsia="Calibri" w:hAnsi="Calibri" w:cs="Calibri"/>
           <w:b/>
           <w:bCs/>
           <w:color w:val="555555"/>
-          <w:sz w:val="20"/>
-          <w:szCs w:val="20"/>
-        </w:rPr>
-        <w:t xml:space="preserve">Imo State University, Nigeria</w:t>
+        </w:rPr>
+        <w:t>Imo State University, Nigeria</w:t>
       </w:r>
     </w:p>
     <w:p>
@@ -1611,32 +1622,30 @@
       </w:pPr>
       <w:r>
         <w:rPr>
-          <w:rFonts w:ascii="Calibri" w:cs="Calibri" w:eastAsia="Calibri" w:hAnsi="Calibri"/>
-          <w:color w:val="555555"/>
-          <w:sz w:val="20"/>
-          <w:szCs w:val="20"/>
-        </w:rPr>
-        <w:t xml:space="preserve">Relevant coursework: Database Management, Algorithms &amp; Design, Computer Architecture, Programming in Python, R, C# and Java</w:t>
+          <w:rFonts w:ascii="Calibri" w:eastAsia="Calibri" w:hAnsi="Calibri" w:cs="Calibri"/>
+          <w:color w:val="555555"/>
+        </w:rPr>
+        <w:t>Relevant coursework: Database Management, Algorithms &amp; Design, Computer Architecture, Programming in Python, R, C# and Java</w:t>
       </w:r>
     </w:p>
     <w:p>
       <w:pPr>
         <w:pBdr>
-          <w:bottom w:val="single" w:color="1a6fc4" w:sz="10" w:space="4"/>
+          <w:bottom w:val="single" w:sz="10" w:space="4" w:color="1A6FC4"/>
         </w:pBdr>
-        <w:spacing w:after="60" w:before="260"/>
-      </w:pPr>
-      <w:r>
-        <w:rPr>
-          <w:rFonts w:ascii="Calibri" w:cs="Calibri" w:eastAsia="Calibri" w:hAnsi="Calibri"/>
+        <w:spacing w:before="260" w:after="60"/>
+      </w:pPr>
+      <w:r>
+        <w:rPr>
+          <w:rFonts w:ascii="Calibri" w:eastAsia="Calibri" w:hAnsi="Calibri" w:cs="Calibri"/>
           <w:b/>
           <w:bCs/>
           <w:caps/>
-          <w:color w:val="1a6fc4"/>
+          <w:color w:val="1A6FC4"/>
           <w:sz w:val="24"/>
           <w:szCs w:val="24"/>
         </w:rPr>
-        <w:t xml:space="preserve">Certifications</w:t>
+        <w:t>Certifications</w:t>
       </w:r>
     </w:p>
     <w:p>
@@ -1650,12 +1659,10 @@
       </w:pPr>
       <w:r>
         <w:rPr>
-          <w:rFonts w:ascii="Calibri" w:cs="Calibri" w:eastAsia="Calibri" w:hAnsi="Calibri"/>
-          <w:color w:val="555555"/>
-          <w:sz w:val="20"/>
-          <w:szCs w:val="20"/>
-        </w:rPr>
-        <w:t xml:space="preserve">Master Machine Learning for Data Science &amp; AI: Beginner to Advanced</w:t>
+          <w:rFonts w:ascii="Calibri" w:eastAsia="Calibri" w:hAnsi="Calibri" w:cs="Calibri"/>
+          <w:color w:val="555555"/>
+        </w:rPr>
+        <w:t>Master Machine Learning for Data Science &amp; AI: Beginner to Advanced</w:t>
       </w:r>
     </w:p>
     <w:p>
@@ -1669,12 +1676,10 @@
       </w:pPr>
       <w:r>
         <w:rPr>
-          <w:rFonts w:ascii="Calibri" w:cs="Calibri" w:eastAsia="Calibri" w:hAnsi="Calibri"/>
-          <w:color w:val="555555"/>
-          <w:sz w:val="20"/>
-          <w:szCs w:val="20"/>
-        </w:rPr>
-        <w:t xml:space="preserve">Excel: Mother of Business Intelligence (Certificate of Completion)</w:t>
+          <w:rFonts w:ascii="Calibri" w:eastAsia="Calibri" w:hAnsi="Calibri" w:cs="Calibri"/>
+          <w:color w:val="555555"/>
+        </w:rPr>
+        <w:t>Excel: Mother of Business Intelligence (Certificate of Completion)</w:t>
       </w:r>
     </w:p>
     <w:p>
@@ -1683,109 +1688,31 @@
       </w:pPr>
       <w:r>
         <w:rPr>
-          <w:rFonts w:ascii="Calibri" w:cs="Calibri" w:eastAsia="Calibri" w:hAnsi="Calibri"/>
+          <w:rFonts w:ascii="Calibri" w:eastAsia="Calibri" w:hAnsi="Calibri" w:cs="Calibri"/>
           <w:i/>
           <w:iCs/>
           <w:color w:val="555555"/>
-          <w:sz w:val="20"/>
-          <w:szCs w:val="20"/>
-        </w:rPr>
-        <w:t xml:space="preserve">References available on request</w:t>
+        </w:rPr>
+        <w:t>References available on request</w:t>
       </w:r>
     </w:p>
     <w:sectPr>
-      <w:pgSz w:w="11906" w:h="16838" w:orient="portrait"/>
+      <w:pgSz w:w="11906" w:h="16838"/>
       <w:pgMar w:top="850" w:right="850" w:bottom="850" w:left="850" w:header="708" w:footer="708" w:gutter="0"/>
-      <w:pgNumType/>
+      <w:cols w:space="720"/>
       <w:docGrid w:linePitch="360"/>
     </w:sectPr>
   </w:body>
 </w:document>
 </file>
 
-<file path=word/comments.xml><?xml version="1.0" encoding="utf-8"?>
-<w:comments xmlns:cx="http://schemas.microsoft.com/office/drawing/2014/chartex" xmlns:cx1="http://schemas.microsoft.com/office/drawing/2015/9/8/chartex" xmlns:cx2="http://schemas.microsoft.com/office/drawing/2015/10/21/chartex" xmlns:cx3="http://schemas.microsoft.com/office/drawing/2016/5/9/chartex" xmlns:cx4="http://schemas.microsoft.com/office/drawing/2016/5/10/chartex" xmlns:cx5="http://schemas.microsoft.com/office/drawing/2016/5/11/chartex" xmlns:cx6="http://schemas.microsoft.com/office/drawing/2016/5/12/chartex" xmlns:cx7="http://schemas.microsoft.com/office/drawing/2016/5/13/chartex" xmlns:cx8="http://schemas.microsoft.com/office/drawing/2016/5/14/chartex" xmlns:mc="http://schemas.openxmlformats.org/markup-compatibility/2006" xmlns:aink="http://schemas.microsoft.com/office/drawing/2016/ink" xmlns:am3d="http://schemas.microsoft.com/office/drawing/2017/model3d" xmlns:o="urn:schemas-microsoft-com:office:office" xmlns:r="http://schemas.openxmlformats.org/officeDocument/2006/relationships" xmlns:m="http://schemas.openxmlformats.org/officeDocument/2006/math" xmlns:v="urn:schemas-microsoft-com:vml" xmlns:wp14="http://schemas.microsoft.com/office/word/2010/wordprocessingDrawing" xmlns:wp="http://schemas.openxmlformats.org/drawingml/2006/wordprocessingDrawing" xmlns:w10="urn:schemas-microsoft-com:office:word" xmlns:w="http://schemas.openxmlformats.org/wordprocessingml/2006/main" xmlns:w14="http://schemas.microsoft.com/office/word/2010/wordml" xmlns:w15="http://schemas.microsoft.com/office/word/2012/wordml" xmlns:w16cex="http://schemas.microsoft.com/office/word/2018/wordml/cex" xmlns:w16cid="http://schemas.microsoft.com/office/word/2016/wordml/cid" xmlns:w16="http://schemas.microsoft.com/office/word/2018/wordml" xmlns:w16sdtdh="http://schemas.microsoft.com/office/word/2020/wordml/sdtdatahash" xmlns:w16se="http://schemas.microsoft.com/office/word/2015/wordml/symex" xmlns:wpg="http://schemas.microsoft.com/office/word/2010/wordprocessingGroup" xmlns:wpi="http://schemas.microsoft.com/office/word/2010/wordprocessingInk" xmlns:wne="http://schemas.microsoft.com/office/word/2006/wordml" xmlns:wps="http://schemas.microsoft.com/office/word/2010/wordprocessingShape"/>
-</file>
-
-<file path=word/endnotes.xml><?xml version="1.0" encoding="utf-8"?>
-<w:endnotes xmlns:wpc="http://schemas.microsoft.com/office/word/2010/wordprocessingCanvas" xmlns:mc="http://schemas.openxmlformats.org/markup-compatibility/2006" xmlns:o="urn:schemas-microsoft-com:office:office" xmlns:r="http://schemas.openxmlformats.org/officeDocument/2006/relationships" xmlns:m="http://schemas.openxmlformats.org/officeDocument/2006/math" xmlns:v="urn:schemas-microsoft-com:vml" xmlns:wp14="http://schemas.microsoft.com/office/word/2010/wordprocessingDrawing" xmlns:wp="http://schemas.openxmlformats.org/drawingml/2006/wordprocessingDrawing" xmlns:w10="urn:schemas-microsoft-com:office:word" xmlns:w="http://schemas.openxmlformats.org/wordprocessingml/2006/main" xmlns:w14="http://schemas.microsoft.com/office/word/2010/wordml" xmlns:w15="http://schemas.microsoft.com/office/word/2012/wordml" xmlns:wpg="http://schemas.microsoft.com/office/word/2010/wordprocessingGroup" xmlns:wpi="http://schemas.microsoft.com/office/word/2010/wordprocessingInk" xmlns:wne="http://schemas.microsoft.com/office/word/2006/wordml" xmlns:wps="http://schemas.microsoft.com/office/word/2010/wordprocessingShape" mc:Ignorable="w14 w15 wp14">
-  <w:endnote w:type="separator" w:id="-1">
-    <w:p>
-      <w:pPr>
-        <w:spacing w:after="0" w:line="240" w:lineRule="auto"/>
-      </w:pPr>
-      <w:r>
-        <w:rPr>
-          <w:rStyle w:val="EndnoteReference"/>
-        </w:rPr>
-        <w:endnoteRef/>
-      </w:r>
-      <w:r>
-        <w:separator/>
-      </w:r>
-    </w:p>
-  </w:endnote>
-  <w:endnote w:type="continuationSeparator" w:id="0">
-    <w:p>
-      <w:pPr>
-        <w:spacing w:after="0" w:line="240" w:lineRule="auto"/>
-      </w:pPr>
-      <w:r>
-        <w:rPr>
-          <w:rStyle w:val="EndnoteReference"/>
-        </w:rPr>
-        <w:endnoteRef/>
-      </w:r>
-      <w:r>
-        <w:continuationSeparator/>
-      </w:r>
-    </w:p>
-  </w:endnote>
-</w:endnotes>
-</file>
-
-<file path=word/footnotes.xml><?xml version="1.0" encoding="utf-8"?>
-<w:footnotes xmlns:wpc="http://schemas.microsoft.com/office/word/2010/wordprocessingCanvas" xmlns:mc="http://schemas.openxmlformats.org/markup-compatibility/2006" xmlns:o="urn:schemas-microsoft-com:office:office" xmlns:r="http://schemas.openxmlformats.org/officeDocument/2006/relationships" xmlns:m="http://schemas.openxmlformats.org/officeDocument/2006/math" xmlns:v="urn:schemas-microsoft-com:vml" xmlns:wp14="http://schemas.microsoft.com/office/word/2010/wordprocessingDrawing" xmlns:wp="http://schemas.openxmlformats.org/drawingml/2006/wordprocessingDrawing" xmlns:w10="urn:schemas-microsoft-com:office:word" xmlns:w="http://schemas.openxmlformats.org/wordprocessingml/2006/main" xmlns:w14="http://schemas.microsoft.com/office/word/2010/wordml" xmlns:w15="http://schemas.microsoft.com/office/word/2012/wordml" xmlns:wpg="http://schemas.microsoft.com/office/word/2010/wordprocessingGroup" xmlns:wpi="http://schemas.microsoft.com/office/word/2010/wordprocessingInk" xmlns:wne="http://schemas.microsoft.com/office/word/2006/wordml" xmlns:wps="http://schemas.microsoft.com/office/word/2010/wordprocessingShape" mc:Ignorable="w14 w15 wp14">
-  <w:footnote w:type="separator" w:id="-1">
-    <w:p>
-      <w:pPr>
-        <w:spacing w:after="0" w:line="240" w:lineRule="auto"/>
-      </w:pPr>
-      <w:r>
-        <w:rPr>
-          <w:rStyle w:val="FootnoteReference"/>
-        </w:rPr>
-        <w:footnoteRef/>
-      </w:r>
-      <w:r>
-        <w:separator/>
-      </w:r>
-    </w:p>
-  </w:footnote>
-  <w:footnote w:type="continuationSeparator" w:id="0">
-    <w:p>
-      <w:pPr>
-        <w:spacing w:after="0" w:line="240" w:lineRule="auto"/>
-      </w:pPr>
-      <w:r>
-        <w:rPr>
-          <w:rStyle w:val="FootnoteReference"/>
-        </w:rPr>
-        <w:footnoteRef/>
-      </w:r>
-      <w:r>
-        <w:continuationSeparator/>
-      </w:r>
-    </w:p>
-  </w:footnote>
-</w:footnotes>
-</file>
-
 <file path=word/numbering.xml><?xml version="1.0" encoding="utf-8"?>
-<w:numbering xmlns:wpc="http://schemas.microsoft.com/office/word/2010/wordprocessingCanvas" xmlns:mc="http://schemas.openxmlformats.org/markup-compatibility/2006" xmlns:o="urn:schemas-microsoft-com:office:office" xmlns:r="http://schemas.openxmlformats.org/officeDocument/2006/relationships" xmlns:m="http://schemas.openxmlformats.org/officeDocument/2006/math" xmlns:v="urn:schemas-microsoft-com:vml" xmlns:wp14="http://schemas.microsoft.com/office/word/2010/wordprocessingDrawing" xmlns:wp="http://schemas.openxmlformats.org/drawingml/2006/wordprocessingDrawing" xmlns:w10="urn:schemas-microsoft-com:office:word" xmlns:w="http://schemas.openxmlformats.org/wordprocessingml/2006/main" xmlns:w14="http://schemas.microsoft.com/office/word/2010/wordml" xmlns:w15="http://schemas.microsoft.com/office/word/2012/wordml" xmlns:wpg="http://schemas.microsoft.com/office/word/2010/wordprocessingGroup" xmlns:wpi="http://schemas.microsoft.com/office/word/2010/wordprocessingInk" xmlns:wne="http://schemas.microsoft.com/office/word/2006/wordml" xmlns:wps="http://schemas.microsoft.com/office/word/2010/wordprocessingShape" mc:Ignorable="w14 w15 wp14">
-  <w:abstractNum w:abstractNumId="1" w15:restartNumberingAfterBreak="0">
+<w:numbering xmlns:wpc="http://schemas.microsoft.com/office/word/2010/wordprocessingCanvas" xmlns:cx="http://schemas.microsoft.com/office/drawing/2014/chartex" xmlns:cx1="http://schemas.microsoft.com/office/drawing/2015/9/8/chartex" xmlns:cx2="http://schemas.microsoft.com/office/drawing/2015/10/21/chartex" xmlns:cx3="http://schemas.microsoft.com/office/drawing/2016/5/9/chartex" xmlns:cx4="http://schemas.microsoft.com/office/drawing/2016/5/10/chartex" xmlns:cx5="http://schemas.microsoft.com/office/drawing/2016/5/11/chartex" xmlns:cx6="http://schemas.microsoft.com/office/drawing/2016/5/12/chartex" xmlns:cx7="http://schemas.microsoft.com/office/drawing/2016/5/13/chartex" xmlns:cx8="http://schemas.microsoft.com/office/drawing/2016/5/14/chartex" xmlns:mc="http://schemas.openxmlformats.org/markup-compatibility/2006" xmlns:aink="http://schemas.microsoft.com/office/drawing/2016/ink" xmlns:am3d="http://schemas.microsoft.com/office/drawing/2017/model3d" xmlns:o="urn:schemas-microsoft-com:office:office" xmlns:oel="http://schemas.microsoft.com/office/2019/extlst" xmlns:r="http://schemas.openxmlformats.org/officeDocument/2006/relationships" xmlns:m="http://schemas.openxmlformats.org/officeDocument/2006/math" xmlns:v="urn:schemas-microsoft-com:vml" xmlns:wp14="http://schemas.microsoft.com/office/word/2010/wordprocessingDrawing" xmlns:wp="http://schemas.openxmlformats.org/drawingml/2006/wordprocessingDrawing" xmlns:w10="urn:schemas-microsoft-com:office:word" xmlns:w="http://schemas.openxmlformats.org/wordprocessingml/2006/main" xmlns:w14="http://schemas.microsoft.com/office/word/2010/wordml" xmlns:w15="http://schemas.microsoft.com/office/word/2012/wordml" xmlns:w16cex="http://schemas.microsoft.com/office/word/2018/wordml/cex" xmlns:w16cid="http://schemas.microsoft.com/office/word/2016/wordml/cid" xmlns:w16="http://schemas.microsoft.com/office/word/2018/wordml" xmlns:w16du="http://schemas.microsoft.com/office/word/2023/wordml/word16du" xmlns:w16sdtdh="http://schemas.microsoft.com/office/word/2020/wordml/sdtdatahash" xmlns:w16sdtfl="http://schemas.microsoft.com/office/word/2024/wordml/sdtformatlock" xmlns:w16se="http://schemas.microsoft.com/office/word/2015/wordml/symex" xmlns:wpg="http://schemas.microsoft.com/office/word/2010/wordprocessingGroup" xmlns:wpi="http://schemas.microsoft.com/office/word/2010/wordprocessingInk" xmlns:wne="http://schemas.microsoft.com/office/word/2006/wordml" xmlns:wps="http://schemas.microsoft.com/office/word/2010/wordprocessingShape" mc:Ignorable="w14 w15 w16se w16cid w16 w16cex w16sdtdh w16sdtfl w16du wp14">
+  <w:abstractNum w:abstractNumId="0" w15:restartNumberingAfterBreak="0">
+    <w:nsid w:val="21172350"/>
     <w:multiLevelType w:val="hybridMultilevel"/>
-    <w:lvl w:ilvl="0" w15:tentative="1">
+    <w:tmpl w:val="2FD6787C"/>
+    <w:lvl w:ilvl="0" w:tplc="B1A0D712">
       <w:start w:val="1"/>
       <w:numFmt w:val="bullet"/>
       <w:lvlText w:val="●"/>
@@ -1794,7 +1721,7 @@
         <w:ind w:left="720" w:hanging="360"/>
       </w:pPr>
     </w:lvl>
-    <w:lvl w:ilvl="1" w15:tentative="1">
+    <w:lvl w:ilvl="1" w:tplc="6ABAD8B2">
       <w:start w:val="1"/>
       <w:numFmt w:val="bullet"/>
       <w:lvlText w:val="○"/>
@@ -1803,7 +1730,7 @@
         <w:ind w:left="1440" w:hanging="360"/>
       </w:pPr>
     </w:lvl>
-    <w:lvl w:ilvl="2" w15:tentative="1">
+    <w:lvl w:ilvl="2" w:tplc="E25A2178">
       <w:start w:val="1"/>
       <w:numFmt w:val="bullet"/>
       <w:lvlText w:val="■"/>
@@ -1812,7 +1739,7 @@
         <w:ind w:left="2160" w:hanging="360"/>
       </w:pPr>
     </w:lvl>
-    <w:lvl w:ilvl="3" w15:tentative="1">
+    <w:lvl w:ilvl="3" w:tplc="633EA52C">
       <w:start w:val="1"/>
       <w:numFmt w:val="bullet"/>
       <w:lvlText w:val="●"/>
@@ -1821,7 +1748,7 @@
         <w:ind w:left="2880" w:hanging="360"/>
       </w:pPr>
     </w:lvl>
-    <w:lvl w:ilvl="4" w15:tentative="1">
+    <w:lvl w:ilvl="4" w:tplc="358240AA">
       <w:start w:val="1"/>
       <w:numFmt w:val="bullet"/>
       <w:lvlText w:val="○"/>
@@ -1830,7 +1757,7 @@
         <w:ind w:left="3600" w:hanging="360"/>
       </w:pPr>
     </w:lvl>
-    <w:lvl w:ilvl="5" w15:tentative="1">
+    <w:lvl w:ilvl="5" w:tplc="39C81ED2">
       <w:start w:val="1"/>
       <w:numFmt w:val="bullet"/>
       <w:lvlText w:val="■"/>
@@ -1839,7 +1766,7 @@
         <w:ind w:left="4320" w:hanging="360"/>
       </w:pPr>
     </w:lvl>
-    <w:lvl w:ilvl="6" w15:tentative="1">
+    <w:lvl w:ilvl="6" w:tplc="B456EFFE">
       <w:start w:val="1"/>
       <w:numFmt w:val="bullet"/>
       <w:lvlText w:val="●"/>
@@ -1848,7 +1775,7 @@
         <w:ind w:left="5040" w:hanging="360"/>
       </w:pPr>
     </w:lvl>
-    <w:lvl w:ilvl="7" w15:tentative="1">
+    <w:lvl w:ilvl="7" w:tplc="9AEE4CB4">
       <w:start w:val="1"/>
       <w:numFmt w:val="bullet"/>
       <w:lvlText w:val="●"/>
@@ -1857,7 +1784,7 @@
         <w:ind w:left="5760" w:hanging="360"/>
       </w:pPr>
     </w:lvl>
-    <w:lvl w:ilvl="8" w15:tentative="1">
+    <w:lvl w:ilvl="8" w:tplc="000E8664">
       <w:start w:val="1"/>
       <w:numFmt w:val="bullet"/>
       <w:lvlText w:val="●"/>
@@ -1867,9 +1794,11 @@
       </w:pPr>
     </w:lvl>
   </w:abstractNum>
-  <w:abstractNum w:abstractNumId="2" w15:restartNumberingAfterBreak="0">
+  <w:abstractNum w:abstractNumId="1" w15:restartNumberingAfterBreak="0">
+    <w:nsid w:val="37737F29"/>
     <w:multiLevelType w:val="hybridMultilevel"/>
-    <w:lvl w:ilvl="0" w15:tentative="1">
+    <w:tmpl w:val="583450E4"/>
+    <w:lvl w:ilvl="0" w:tplc="AFE468C6">
       <w:start w:val="1"/>
       <w:numFmt w:val="bullet"/>
       <w:lvlText w:val="•"/>
@@ -1878,15 +1807,55 @@
         <w:ind w:left="440" w:hanging="220"/>
       </w:pPr>
     </w:lvl>
+    <w:lvl w:ilvl="1" w:tplc="0EC4DA28">
+      <w:numFmt w:val="decimal"/>
+      <w:lvlText w:val=""/>
+      <w:lvlJc w:val="left"/>
+    </w:lvl>
+    <w:lvl w:ilvl="2" w:tplc="D5E2DA2C">
+      <w:numFmt w:val="decimal"/>
+      <w:lvlText w:val=""/>
+      <w:lvlJc w:val="left"/>
+    </w:lvl>
+    <w:lvl w:ilvl="3" w:tplc="89B0BB40">
+      <w:numFmt w:val="decimal"/>
+      <w:lvlText w:val=""/>
+      <w:lvlJc w:val="left"/>
+    </w:lvl>
+    <w:lvl w:ilvl="4" w:tplc="2EE8F5B0">
+      <w:numFmt w:val="decimal"/>
+      <w:lvlText w:val=""/>
+      <w:lvlJc w:val="left"/>
+    </w:lvl>
+    <w:lvl w:ilvl="5" w:tplc="298643F8">
+      <w:numFmt w:val="decimal"/>
+      <w:lvlText w:val=""/>
+      <w:lvlJc w:val="left"/>
+    </w:lvl>
+    <w:lvl w:ilvl="6" w:tplc="E6DE8114">
+      <w:numFmt w:val="decimal"/>
+      <w:lvlText w:val=""/>
+      <w:lvlJc w:val="left"/>
+    </w:lvl>
+    <w:lvl w:ilvl="7" w:tplc="394ED1B2">
+      <w:numFmt w:val="decimal"/>
+      <w:lvlText w:val=""/>
+      <w:lvlJc w:val="left"/>
+    </w:lvl>
+    <w:lvl w:ilvl="8" w:tplc="3216BE64">
+      <w:numFmt w:val="decimal"/>
+      <w:lvlText w:val=""/>
+      <w:lvlJc w:val="left"/>
+    </w:lvl>
   </w:abstractNum>
-  <w:num w:numId="1">
-    <w:abstractNumId w:val="1"/>
+  <w:num w:numId="1" w16cid:durableId="1691952294">
+    <w:abstractNumId w:val="0"/>
     <w:lvlOverride w:ilvl="0">
       <w:startOverride w:val="1"/>
     </w:lvlOverride>
   </w:num>
-  <w:num w:numId="2">
-    <w:abstractNumId w:val="2"/>
+  <w:num w:numId="2" w16cid:durableId="27033337">
+    <w:abstractNumId w:val="1"/>
     <w:lvlOverride w:ilvl="0">
       <w:startOverride w:val="1"/>
     </w:lvlOverride>
@@ -1895,26 +1864,405 @@
 </file>
 
 <file path=word/styles.xml><?xml version="1.0" encoding="utf-8"?>
-<w:styles xmlns:mc="http://schemas.openxmlformats.org/markup-compatibility/2006" xmlns:r="http://schemas.openxmlformats.org/officeDocument/2006/relationships" xmlns:w="http://schemas.openxmlformats.org/wordprocessingml/2006/main" xmlns:w14="http://schemas.microsoft.com/office/word/2010/wordml" xmlns:w15="http://schemas.microsoft.com/office/word/2012/wordml" mc:Ignorable="w14 w15">
+<w:styles xmlns:mc="http://schemas.openxmlformats.org/markup-compatibility/2006" xmlns:r="http://schemas.openxmlformats.org/officeDocument/2006/relationships" xmlns:w="http://schemas.openxmlformats.org/wordprocessingml/2006/main" xmlns:w14="http://schemas.microsoft.com/office/word/2010/wordml" xmlns:w15="http://schemas.microsoft.com/office/word/2012/wordml" xmlns:w16cex="http://schemas.microsoft.com/office/word/2018/wordml/cex" xmlns:w16cid="http://schemas.microsoft.com/office/word/2016/wordml/cid" xmlns:w16="http://schemas.microsoft.com/office/word/2018/wordml" xmlns:w16du="http://schemas.microsoft.com/office/word/2023/wordml/word16du" xmlns:w16sdtdh="http://schemas.microsoft.com/office/word/2020/wordml/sdtdatahash" xmlns:w16sdtfl="http://schemas.microsoft.com/office/word/2024/wordml/sdtformatlock" xmlns:w16se="http://schemas.microsoft.com/office/word/2015/wordml/symex" mc:Ignorable="w14 w15 w16se w16cid w16 w16cex w16sdtdh w16sdtfl w16du">
   <w:docDefaults>
-    <w:rPrDefault/>
+    <w:rPrDefault>
+      <w:rPr>
+        <w:rFonts w:ascii="Times New Roman" w:eastAsia="Times New Roman" w:hAnsi="Times New Roman" w:cs="Times New Roman"/>
+        <w:lang w:val="en-GB" w:eastAsia="en-GB" w:bidi="ar-SA"/>
+      </w:rPr>
+    </w:rPrDefault>
     <w:pPrDefault/>
   </w:docDefaults>
-  <w:style w:type="paragraph" w:styleId="Title">
-    <w:name w:val="Title"/>
-    <w:basedOn w:val="Normal"/>
-    <w:next w:val="Normal"/>
+  <w:latentStyles w:defLockedState="0" w:defUIPriority="99" w:defSemiHidden="0" w:defUnhideWhenUsed="0" w:defQFormat="0" w:count="376">
+    <w:lsdException w:name="Normal" w:uiPriority="0" w:qFormat="1"/>
+    <w:lsdException w:name="heading 1" w:uiPriority="9" w:qFormat="1"/>
+    <w:lsdException w:name="heading 2" w:semiHidden="1" w:uiPriority="9" w:unhideWhenUsed="1" w:qFormat="1"/>
+    <w:lsdException w:name="heading 3" w:semiHidden="1" w:uiPriority="9" w:unhideWhenUsed="1" w:qFormat="1"/>
+    <w:lsdException w:name="heading 4" w:semiHidden="1" w:uiPriority="9" w:unhideWhenUsed="1" w:qFormat="1"/>
+    <w:lsdException w:name="heading 5" w:semiHidden="1" w:uiPriority="9" w:unhideWhenUsed="1" w:qFormat="1"/>
+    <w:lsdException w:name="heading 6" w:semiHidden="1" w:uiPriority="9" w:unhideWhenUsed="1" w:qFormat="1"/>
+    <w:lsdException w:name="heading 7" w:semiHidden="1" w:uiPriority="9" w:unhideWhenUsed="1" w:qFormat="1"/>
+    <w:lsdException w:name="heading 8" w:semiHidden="1" w:uiPriority="9" w:unhideWhenUsed="1" w:qFormat="1"/>
+    <w:lsdException w:name="heading 9" w:semiHidden="1" w:uiPriority="9" w:unhideWhenUsed="1" w:qFormat="1"/>
+    <w:lsdException w:name="index 1" w:semiHidden="1" w:unhideWhenUsed="1"/>
+    <w:lsdException w:name="index 2" w:semiHidden="1" w:unhideWhenUsed="1"/>
+    <w:lsdException w:name="index 3" w:semiHidden="1" w:unhideWhenUsed="1"/>
+    <w:lsdException w:name="index 4" w:semiHidden="1" w:unhideWhenUsed="1"/>
+    <w:lsdException w:name="index 5" w:semiHidden="1" w:unhideWhenUsed="1"/>
+    <w:lsdException w:name="index 6" w:semiHidden="1" w:unhideWhenUsed="1"/>
+    <w:lsdException w:name="index 7" w:semiHidden="1" w:unhideWhenUsed="1"/>
+    <w:lsdException w:name="index 8" w:semiHidden="1" w:unhideWhenUsed="1"/>
+    <w:lsdException w:name="index 9" w:semiHidden="1" w:unhideWhenUsed="1"/>
+    <w:lsdException w:name="toc 1" w:semiHidden="1" w:uiPriority="39" w:unhideWhenUsed="1"/>
+    <w:lsdException w:name="toc 2" w:semiHidden="1" w:uiPriority="39" w:unhideWhenUsed="1"/>
+    <w:lsdException w:name="toc 3" w:semiHidden="1" w:uiPriority="39" w:unhideWhenUsed="1"/>
+    <w:lsdException w:name="toc 4" w:semiHidden="1" w:uiPriority="39" w:unhideWhenUsed="1"/>
+    <w:lsdException w:name="toc 5" w:semiHidden="1" w:uiPriority="39" w:unhideWhenUsed="1"/>
+    <w:lsdException w:name="toc 6" w:semiHidden="1" w:uiPriority="39" w:unhideWhenUsed="1"/>
+    <w:lsdException w:name="toc 7" w:semiHidden="1" w:uiPriority="39" w:unhideWhenUsed="1"/>
+    <w:lsdException w:name="toc 8" w:semiHidden="1" w:uiPriority="39" w:unhideWhenUsed="1"/>
+    <w:lsdException w:name="toc 9" w:semiHidden="1" w:uiPriority="39" w:unhideWhenUsed="1"/>
+    <w:lsdException w:name="Normal Indent" w:semiHidden="1" w:unhideWhenUsed="1"/>
+    <w:lsdException w:name="footnote text" w:semiHidden="1" w:unhideWhenUsed="1"/>
+    <w:lsdException w:name="annotation text" w:semiHidden="1" w:unhideWhenUsed="1"/>
+    <w:lsdException w:name="header" w:semiHidden="1" w:unhideWhenUsed="1"/>
+    <w:lsdException w:name="footer" w:semiHidden="1" w:unhideWhenUsed="1"/>
+    <w:lsdException w:name="index heading" w:semiHidden="1" w:unhideWhenUsed="1"/>
+    <w:lsdException w:name="caption" w:semiHidden="1" w:uiPriority="35" w:unhideWhenUsed="1" w:qFormat="1"/>
+    <w:lsdException w:name="table of figures" w:semiHidden="1" w:unhideWhenUsed="1"/>
+    <w:lsdException w:name="envelope address" w:semiHidden="1" w:unhideWhenUsed="1"/>
+    <w:lsdException w:name="envelope return" w:semiHidden="1" w:unhideWhenUsed="1"/>
+    <w:lsdException w:name="footnote reference" w:semiHidden="1" w:unhideWhenUsed="1"/>
+    <w:lsdException w:name="annotation reference" w:semiHidden="1" w:unhideWhenUsed="1"/>
+    <w:lsdException w:name="line number" w:semiHidden="1" w:unhideWhenUsed="1"/>
+    <w:lsdException w:name="page number" w:semiHidden="1" w:unhideWhenUsed="1"/>
+    <w:lsdException w:name="endnote reference" w:semiHidden="1" w:unhideWhenUsed="1"/>
+    <w:lsdException w:name="endnote text" w:semiHidden="1" w:unhideWhenUsed="1"/>
+    <w:lsdException w:name="table of authorities" w:semiHidden="1" w:unhideWhenUsed="1"/>
+    <w:lsdException w:name="macro" w:semiHidden="1" w:unhideWhenUsed="1"/>
+    <w:lsdException w:name="toa heading" w:semiHidden="1" w:unhideWhenUsed="1"/>
+    <w:lsdException w:name="List" w:semiHidden="1" w:unhideWhenUsed="1"/>
+    <w:lsdException w:name="List Bullet" w:semiHidden="1" w:unhideWhenUsed="1"/>
+    <w:lsdException w:name="List Number" w:semiHidden="1" w:unhideWhenUsed="1"/>
+    <w:lsdException w:name="List 2" w:semiHidden="1" w:unhideWhenUsed="1"/>
+    <w:lsdException w:name="List 3" w:semiHidden="1" w:unhideWhenUsed="1"/>
+    <w:lsdException w:name="List 4" w:semiHidden="1" w:unhideWhenUsed="1"/>
+    <w:lsdException w:name="List 5" w:semiHidden="1" w:unhideWhenUsed="1"/>
+    <w:lsdException w:name="List Bullet 2" w:semiHidden="1" w:unhideWhenUsed="1"/>
+    <w:lsdException w:name="List Bullet 3" w:semiHidden="1" w:unhideWhenUsed="1"/>
+    <w:lsdException w:name="List Bullet 4" w:semiHidden="1" w:unhideWhenUsed="1"/>
+    <w:lsdException w:name="List Bullet 5" w:semiHidden="1" w:unhideWhenUsed="1"/>
+    <w:lsdException w:name="List Number 2" w:semiHidden="1" w:unhideWhenUsed="1"/>
+    <w:lsdException w:name="List Number 3" w:semiHidden="1" w:unhideWhenUsed="1"/>
+    <w:lsdException w:name="List Number 4" w:semiHidden="1" w:unhideWhenUsed="1"/>
+    <w:lsdException w:name="List Number 5" w:semiHidden="1" w:unhideWhenUsed="1"/>
+    <w:lsdException w:name="Title" w:uiPriority="10" w:qFormat="1"/>
+    <w:lsdException w:name="Closing" w:semiHidden="1" w:unhideWhenUsed="1"/>
+    <w:lsdException w:name="Signature" w:semiHidden="1" w:unhideWhenUsed="1"/>
+    <w:lsdException w:name="Default Paragraph Font" w:semiHidden="1" w:uiPriority="1" w:unhideWhenUsed="1"/>
+    <w:lsdException w:name="Body Text" w:semiHidden="1" w:unhideWhenUsed="1"/>
+    <w:lsdException w:name="Body Text Indent" w:semiHidden="1" w:unhideWhenUsed="1"/>
+    <w:lsdException w:name="List Continue" w:semiHidden="1" w:unhideWhenUsed="1"/>
+    <w:lsdException w:name="List Continue 2" w:semiHidden="1" w:unhideWhenUsed="1"/>
+    <w:lsdException w:name="List Continue 3" w:semiHidden="1" w:unhideWhenUsed="1"/>
+    <w:lsdException w:name="List Continue 4" w:semiHidden="1" w:unhideWhenUsed="1"/>
+    <w:lsdException w:name="List Continue 5" w:semiHidden="1" w:unhideWhenUsed="1"/>
+    <w:lsdException w:name="Message Header" w:semiHidden="1" w:unhideWhenUsed="1"/>
+    <w:lsdException w:name="Subtitle" w:uiPriority="11" w:qFormat="1"/>
+    <w:lsdException w:name="Salutation" w:semiHidden="1" w:unhideWhenUsed="1"/>
+    <w:lsdException w:name="Date" w:semiHidden="1" w:unhideWhenUsed="1"/>
+    <w:lsdException w:name="Body Text First Indent" w:semiHidden="1" w:unhideWhenUsed="1"/>
+    <w:lsdException w:name="Body Text First Indent 2" w:semiHidden="1" w:unhideWhenUsed="1"/>
+    <w:lsdException w:name="Note Heading" w:semiHidden="1" w:unhideWhenUsed="1"/>
+    <w:lsdException w:name="Body Text 2" w:semiHidden="1" w:unhideWhenUsed="1"/>
+    <w:lsdException w:name="Body Text 3" w:semiHidden="1" w:unhideWhenUsed="1"/>
+    <w:lsdException w:name="Body Text Indent 2" w:semiHidden="1" w:unhideWhenUsed="1"/>
+    <w:lsdException w:name="Body Text Indent 3" w:semiHidden="1" w:unhideWhenUsed="1"/>
+    <w:lsdException w:name="Block Text" w:semiHidden="1" w:unhideWhenUsed="1"/>
+    <w:lsdException w:name="Hyperlink" w:semiHidden="1" w:unhideWhenUsed="1"/>
+    <w:lsdException w:name="FollowedHyperlink" w:semiHidden="1" w:unhideWhenUsed="1"/>
+    <w:lsdException w:name="Strong" w:uiPriority="22" w:qFormat="1"/>
+    <w:lsdException w:name="Emphasis" w:uiPriority="20" w:qFormat="1"/>
+    <w:lsdException w:name="Document Map" w:semiHidden="1" w:unhideWhenUsed="1"/>
+    <w:lsdException w:name="Plain Text" w:semiHidden="1" w:unhideWhenUsed="1"/>
+    <w:lsdException w:name="E-mail Signature" w:semiHidden="1" w:unhideWhenUsed="1"/>
+    <w:lsdException w:name="HTML Top of Form" w:semiHidden="1" w:unhideWhenUsed="1"/>
+    <w:lsdException w:name="HTML Bottom of Form" w:semiHidden="1" w:unhideWhenUsed="1"/>
+    <w:lsdException w:name="Normal (Web)" w:semiHidden="1" w:unhideWhenUsed="1"/>
+    <w:lsdException w:name="HTML Acronym" w:semiHidden="1" w:unhideWhenUsed="1"/>
+    <w:lsdException w:name="HTML Address" w:semiHidden="1" w:unhideWhenUsed="1"/>
+    <w:lsdException w:name="HTML Cite" w:semiHidden="1" w:unhideWhenUsed="1"/>
+    <w:lsdException w:name="HTML Code" w:semiHidden="1" w:unhideWhenUsed="1"/>
+    <w:lsdException w:name="HTML Definition" w:semiHidden="1" w:unhideWhenUsed="1"/>
+    <w:lsdException w:name="HTML Keyboard" w:semiHidden="1" w:unhideWhenUsed="1"/>
+    <w:lsdException w:name="HTML Preformatted" w:semiHidden="1" w:unhideWhenUsed="1"/>
+    <w:lsdException w:name="HTML Sample" w:semiHidden="1" w:unhideWhenUsed="1"/>
+    <w:lsdException w:name="HTML Typewriter" w:semiHidden="1" w:unhideWhenUsed="1"/>
+    <w:lsdException w:name="HTML Variable" w:semiHidden="1" w:unhideWhenUsed="1"/>
+    <w:lsdException w:name="Normal Table" w:semiHidden="1" w:unhideWhenUsed="1"/>
+    <w:lsdException w:name="annotation subject" w:semiHidden="1" w:unhideWhenUsed="1"/>
+    <w:lsdException w:name="No List" w:semiHidden="1" w:unhideWhenUsed="1"/>
+    <w:lsdException w:name="Outline List 1" w:semiHidden="1" w:unhideWhenUsed="1"/>
+    <w:lsdException w:name="Outline List 2" w:semiHidden="1" w:unhideWhenUsed="1"/>
+    <w:lsdException w:name="Outline List 3" w:semiHidden="1" w:unhideWhenUsed="1"/>
+    <w:lsdException w:name="Table Simple 1" w:semiHidden="1" w:unhideWhenUsed="1"/>
+    <w:lsdException w:name="Table Simple 2" w:semiHidden="1" w:unhideWhenUsed="1"/>
+    <w:lsdException w:name="Table Simple 3" w:semiHidden="1" w:unhideWhenUsed="1"/>
+    <w:lsdException w:name="Table Classic 1" w:semiHidden="1" w:unhideWhenUsed="1"/>
+    <w:lsdException w:name="Table Classic 2" w:semiHidden="1" w:unhideWhenUsed="1"/>
+    <w:lsdException w:name="Table Classic 3" w:semiHidden="1" w:unhideWhenUsed="1"/>
+    <w:lsdException w:name="Table Classic 4" w:semiHidden="1" w:unhideWhenUsed="1"/>
+    <w:lsdException w:name="Table Colorful 1" w:semiHidden="1" w:unhideWhenUsed="1"/>
+    <w:lsdException w:name="Table Colorful 2" w:semiHidden="1" w:unhideWhenUsed="1"/>
+    <w:lsdException w:name="Table Colorful 3" w:semiHidden="1" w:unhideWhenUsed="1"/>
+    <w:lsdException w:name="Table Columns 1" w:semiHidden="1" w:unhideWhenUsed="1"/>
+    <w:lsdException w:name="Table Columns 2" w:semiHidden="1" w:unhideWhenUsed="1"/>
+    <w:lsdException w:name="Table Columns 3" w:semiHidden="1" w:unhideWhenUsed="1"/>
+    <w:lsdException w:name="Table Columns 4" w:semiHidden="1" w:unhideWhenUsed="1"/>
+    <w:lsdException w:name="Table Columns 5" w:semiHidden="1" w:unhideWhenUsed="1"/>
+    <w:lsdException w:name="Table Grid 1" w:semiHidden="1" w:unhideWhenUsed="1"/>
+    <w:lsdException w:name="Table Grid 2" w:semiHidden="1" w:unhideWhenUsed="1"/>
+    <w:lsdException w:name="Table Grid 3" w:semiHidden="1" w:unhideWhenUsed="1"/>
+    <w:lsdException w:name="Table Grid 4" w:semiHidden="1" w:unhideWhenUsed="1"/>
+    <w:lsdException w:name="Table Grid 5" w:semiHidden="1" w:unhideWhenUsed="1"/>
+    <w:lsdException w:name="Table Grid 6" w:semiHidden="1" w:unhideWhenUsed="1"/>
+    <w:lsdException w:name="Table Grid 7" w:semiHidden="1" w:unhideWhenUsed="1"/>
+    <w:lsdException w:name="Table Grid 8" w:semiHidden="1" w:unhideWhenUsed="1"/>
+    <w:lsdException w:name="Table List 1" w:semiHidden="1" w:unhideWhenUsed="1"/>
+    <w:lsdException w:name="Table List 2" w:semiHidden="1" w:unhideWhenUsed="1"/>
+    <w:lsdException w:name="Table List 3" w:semiHidden="1" w:unhideWhenUsed="1"/>
+    <w:lsdException w:name="Table List 4" w:semiHidden="1" w:unhideWhenUsed="1"/>
+    <w:lsdException w:name="Table List 5" w:semiHidden="1" w:unhideWhenUsed="1"/>
+    <w:lsdException w:name="Table List 6" w:semiHidden="1" w:unhideWhenUsed="1"/>
+    <w:lsdException w:name="Table List 7" w:semiHidden="1" w:unhideWhenUsed="1"/>
+    <w:lsdException w:name="Table List 8" w:semiHidden="1" w:unhideWhenUsed="1"/>
+    <w:lsdException w:name="Table 3D effects 1" w:semiHidden="1" w:unhideWhenUsed="1"/>
+    <w:lsdException w:name="Table 3D effects 2" w:semiHidden="1" w:unhideWhenUsed="1"/>
+    <w:lsdException w:name="Table 3D effects 3" w:semiHidden="1" w:unhideWhenUsed="1"/>
+    <w:lsdException w:name="Table Contemporary" w:semiHidden="1" w:unhideWhenUsed="1"/>
+    <w:lsdException w:name="Table Elegant" w:semiHidden="1" w:unhideWhenUsed="1"/>
+    <w:lsdException w:name="Table Professional" w:semiHidden="1" w:unhideWhenUsed="1"/>
+    <w:lsdException w:name="Table Subtle 1" w:semiHidden="1" w:unhideWhenUsed="1"/>
+    <w:lsdException w:name="Table Subtle 2" w:semiHidden="1" w:unhideWhenUsed="1"/>
+    <w:lsdException w:name="Table Web 1" w:semiHidden="1" w:unhideWhenUsed="1"/>
+    <w:lsdException w:name="Table Web 2" w:semiHidden="1" w:unhideWhenUsed="1"/>
+    <w:lsdException w:name="Table Web 3" w:semiHidden="1" w:unhideWhenUsed="1"/>
+    <w:lsdException w:name="Balloon Text" w:semiHidden="1" w:unhideWhenUsed="1"/>
+    <w:lsdException w:name="Table Grid" w:uiPriority="39"/>
+    <w:lsdException w:name="Table Theme" w:semiHidden="1" w:unhideWhenUsed="1"/>
+    <w:lsdException w:name="Placeholder Text" w:semiHidden="1"/>
+    <w:lsdException w:name="No Spacing" w:uiPriority="1" w:qFormat="1"/>
+    <w:lsdException w:name="Light Shading" w:uiPriority="60"/>
+    <w:lsdException w:name="Light List" w:uiPriority="61"/>
+    <w:lsdException w:name="Light Grid" w:uiPriority="62"/>
+    <w:lsdException w:name="Medium Shading 1" w:uiPriority="63"/>
+    <w:lsdException w:name="Medium Shading 2" w:uiPriority="64"/>
+    <w:lsdException w:name="Medium List 1" w:uiPriority="65"/>
+    <w:lsdException w:name="Medium List 2" w:uiPriority="66"/>
+    <w:lsdException w:name="Medium Grid 1" w:uiPriority="67"/>
+    <w:lsdException w:name="Medium Grid 2" w:uiPriority="68"/>
+    <w:lsdException w:name="Medium Grid 3" w:uiPriority="69"/>
+    <w:lsdException w:name="Dark List" w:uiPriority="70"/>
+    <w:lsdException w:name="Colorful Shading" w:uiPriority="71"/>
+    <w:lsdException w:name="Colorful List" w:uiPriority="72"/>
+    <w:lsdException w:name="Colorful Grid" w:uiPriority="73"/>
+    <w:lsdException w:name="Light Shading Accent 1" w:uiPriority="60"/>
+    <w:lsdException w:name="Light List Accent 1" w:uiPriority="61"/>
+    <w:lsdException w:name="Light Grid Accent 1" w:uiPriority="62"/>
+    <w:lsdException w:name="Medium Shading 1 Accent 1" w:uiPriority="63"/>
+    <w:lsdException w:name="Medium Shading 2 Accent 1" w:uiPriority="64"/>
+    <w:lsdException w:name="Medium List 1 Accent 1" w:uiPriority="65"/>
+    <w:lsdException w:name="Revision" w:semiHidden="1"/>
+    <w:lsdException w:name="List Paragraph" w:uiPriority="34" w:qFormat="1"/>
+    <w:lsdException w:name="Quote" w:uiPriority="29" w:qFormat="1"/>
+    <w:lsdException w:name="Intense Quote" w:uiPriority="30" w:qFormat="1"/>
+    <w:lsdException w:name="Medium List 2 Accent 1" w:uiPriority="66"/>
+    <w:lsdException w:name="Medium Grid 1 Accent 1" w:uiPriority="67"/>
+    <w:lsdException w:name="Medium Grid 2 Accent 1" w:uiPriority="68"/>
+    <w:lsdException w:name="Medium Grid 3 Accent 1" w:uiPriority="69"/>
+    <w:lsdException w:name="Dark List Accent 1" w:uiPriority="70"/>
+    <w:lsdException w:name="Colorful Shading Accent 1" w:uiPriority="71"/>
+    <w:lsdException w:name="Colorful List Accent 1" w:uiPriority="72"/>
+    <w:lsdException w:name="Colorful Grid Accent 1" w:uiPriority="73"/>
+    <w:lsdException w:name="Light Shading Accent 2" w:uiPriority="60"/>
+    <w:lsdException w:name="Light List Accent 2" w:uiPriority="61"/>
+    <w:lsdException w:name="Light Grid Accent 2" w:uiPriority="62"/>
+    <w:lsdException w:name="Medium Shading 1 Accent 2" w:uiPriority="63"/>
+    <w:lsdException w:name="Medium Shading 2 Accent 2" w:uiPriority="64"/>
+    <w:lsdException w:name="Medium List 1 Accent 2" w:uiPriority="65"/>
+    <w:lsdException w:name="Medium List 2 Accent 2" w:uiPriority="66"/>
+    <w:lsdException w:name="Medium Grid 1 Accent 2" w:uiPriority="67"/>
+    <w:lsdException w:name="Medium Grid 2 Accent 2" w:uiPriority="68"/>
+    <w:lsdException w:name="Medium Grid 3 Accent 2" w:uiPriority="69"/>
+    <w:lsdException w:name="Dark List Accent 2" w:uiPriority="70"/>
+    <w:lsdException w:name="Colorful Shading Accent 2" w:uiPriority="71"/>
+    <w:lsdException w:name="Colorful List Accent 2" w:uiPriority="72"/>
+    <w:lsdException w:name="Colorful Grid Accent 2" w:uiPriority="73"/>
+    <w:lsdException w:name="Light Shading Accent 3" w:uiPriority="60"/>
+    <w:lsdException w:name="Light List Accent 3" w:uiPriority="61"/>
+    <w:lsdException w:name="Light Grid Accent 3" w:uiPriority="62"/>
+    <w:lsdException w:name="Medium Shading 1 Accent 3" w:uiPriority="63"/>
+    <w:lsdException w:name="Medium Shading 2 Accent 3" w:uiPriority="64"/>
+    <w:lsdException w:name="Medium List 1 Accent 3" w:uiPriority="65"/>
+    <w:lsdException w:name="Medium List 2 Accent 3" w:uiPriority="66"/>
+    <w:lsdException w:name="Medium Grid 1 Accent 3" w:uiPriority="67"/>
+    <w:lsdException w:name="Medium Grid 2 Accent 3" w:uiPriority="68"/>
+    <w:lsdException w:name="Medium Grid 3 Accent 3" w:uiPriority="69"/>
+    <w:lsdException w:name="Dark List Accent 3" w:uiPriority="70"/>
+    <w:lsdException w:name="Colorful Shading Accent 3" w:uiPriority="71"/>
+    <w:lsdException w:name="Colorful List Accent 3" w:uiPriority="72"/>
+    <w:lsdException w:name="Colorful Grid Accent 3" w:uiPriority="73"/>
+    <w:lsdException w:name="Light Shading Accent 4" w:uiPriority="60"/>
+    <w:lsdException w:name="Light List Accent 4" w:uiPriority="61"/>
+    <w:lsdException w:name="Light Grid Accent 4" w:uiPriority="62"/>
+    <w:lsdException w:name="Medium Shading 1 Accent 4" w:uiPriority="63"/>
+    <w:lsdException w:name="Medium Shading 2 Accent 4" w:uiPriority="64"/>
+    <w:lsdException w:name="Medium List 1 Accent 4" w:uiPriority="65"/>
+    <w:lsdException w:name="Medium List 2 Accent 4" w:uiPriority="66"/>
+    <w:lsdException w:name="Medium Grid 1 Accent 4" w:uiPriority="67"/>
+    <w:lsdException w:name="Medium Grid 2 Accent 4" w:uiPriority="68"/>
+    <w:lsdException w:name="Medium Grid 3 Accent 4" w:uiPriority="69"/>
+    <w:lsdException w:name="Dark List Accent 4" w:uiPriority="70"/>
+    <w:lsdException w:name="Colorful Shading Accent 4" w:uiPriority="71"/>
+    <w:lsdException w:name="Colorful List Accent 4" w:uiPriority="72"/>
+    <w:lsdException w:name="Colorful Grid Accent 4" w:uiPriority="73"/>
+    <w:lsdException w:name="Light Shading Accent 5" w:uiPriority="60"/>
+    <w:lsdException w:name="Light List Accent 5" w:uiPriority="61"/>
+    <w:lsdException w:name="Light Grid Accent 5" w:uiPriority="62"/>
+    <w:lsdException w:name="Medium Shading 1 Accent 5" w:uiPriority="63"/>
+    <w:lsdException w:name="Medium Shading 2 Accent 5" w:uiPriority="64"/>
+    <w:lsdException w:name="Medium List 1 Accent 5" w:uiPriority="65"/>
+    <w:lsdException w:name="Medium List 2 Accent 5" w:uiPriority="66"/>
+    <w:lsdException w:name="Medium Grid 1 Accent 5" w:uiPriority="67"/>
+    <w:lsdException w:name="Medium Grid 2 Accent 5" w:uiPriority="68"/>
+    <w:lsdException w:name="Medium Grid 3 Accent 5" w:uiPriority="69"/>
+    <w:lsdException w:name="Dark List Accent 5" w:uiPriority="70"/>
+    <w:lsdException w:name="Colorful Shading Accent 5" w:uiPriority="71"/>
+    <w:lsdException w:name="Colorful List Accent 5" w:uiPriority="72"/>
+    <w:lsdException w:name="Colorful Grid Accent 5" w:uiPriority="73"/>
+    <w:lsdException w:name="Light Shading Accent 6" w:uiPriority="60"/>
+    <w:lsdException w:name="Light List Accent 6" w:uiPriority="61"/>
+    <w:lsdException w:name="Light Grid Accent 6" w:uiPriority="62"/>
+    <w:lsdException w:name="Medium Shading 1 Accent 6" w:uiPriority="63"/>
+    <w:lsdException w:name="Medium Shading 2 Accent 6" w:uiPriority="64"/>
+    <w:lsdException w:name="Medium List 1 Accent 6" w:uiPriority="65"/>
+    <w:lsdException w:name="Medium List 2 Accent 6" w:uiPriority="66"/>
+    <w:lsdException w:name="Medium Grid 1 Accent 6" w:uiPriority="67"/>
+    <w:lsdException w:name="Medium Grid 2 Accent 6" w:uiPriority="68"/>
+    <w:lsdException w:name="Medium Grid 3 Accent 6" w:uiPriority="69"/>
+    <w:lsdException w:name="Dark List Accent 6" w:uiPriority="70"/>
+    <w:lsdException w:name="Colorful Shading Accent 6" w:uiPriority="71"/>
+    <w:lsdException w:name="Colorful List Accent 6" w:uiPriority="72"/>
+    <w:lsdException w:name="Colorful Grid Accent 6" w:uiPriority="73"/>
+    <w:lsdException w:name="Subtle Emphasis" w:uiPriority="19" w:qFormat="1"/>
+    <w:lsdException w:name="Intense Emphasis" w:uiPriority="21" w:qFormat="1"/>
+    <w:lsdException w:name="Subtle Reference" w:uiPriority="31" w:qFormat="1"/>
+    <w:lsdException w:name="Intense Reference" w:uiPriority="32" w:qFormat="1"/>
+    <w:lsdException w:name="Book Title" w:uiPriority="33" w:qFormat="1"/>
+    <w:lsdException w:name="Bibliography" w:semiHidden="1" w:uiPriority="37" w:unhideWhenUsed="1"/>
+    <w:lsdException w:name="TOC Heading" w:semiHidden="1" w:uiPriority="39" w:unhideWhenUsed="1" w:qFormat="1"/>
+    <w:lsdException w:name="Plain Table 1" w:uiPriority="41"/>
+    <w:lsdException w:name="Plain Table 2" w:uiPriority="42"/>
+    <w:lsdException w:name="Plain Table 3" w:uiPriority="43"/>
+    <w:lsdException w:name="Plain Table 4" w:uiPriority="44"/>
+    <w:lsdException w:name="Plain Table 5" w:uiPriority="45"/>
+    <w:lsdException w:name="Grid Table Light" w:uiPriority="40"/>
+    <w:lsdException w:name="Grid Table 1 Light" w:uiPriority="46"/>
+    <w:lsdException w:name="Grid Table 2" w:uiPriority="47"/>
+    <w:lsdException w:name="Grid Table 3" w:uiPriority="48"/>
+    <w:lsdException w:name="Grid Table 4" w:uiPriority="49"/>
+    <w:lsdException w:name="Grid Table 5 Dark" w:uiPriority="50"/>
+    <w:lsdException w:name="Grid Table 6 Colorful" w:uiPriority="51"/>
+    <w:lsdException w:name="Grid Table 7 Colorful" w:uiPriority="52"/>
+    <w:lsdException w:name="Grid Table 1 Light Accent 1" w:uiPriority="46"/>
+    <w:lsdException w:name="Grid Table 2 Accent 1" w:uiPriority="47"/>
+    <w:lsdException w:name="Grid Table 3 Accent 1" w:uiPriority="48"/>
+    <w:lsdException w:name="Grid Table 4 Accent 1" w:uiPriority="49"/>
+    <w:lsdException w:name="Grid Table 5 Dark Accent 1" w:uiPriority="50"/>
+    <w:lsdException w:name="Grid Table 6 Colorful Accent 1" w:uiPriority="51"/>
+    <w:lsdException w:name="Grid Table 7 Colorful Accent 1" w:uiPriority="52"/>
+    <w:lsdException w:name="Grid Table 1 Light Accent 2" w:uiPriority="46"/>
+    <w:lsdException w:name="Grid Table 2 Accent 2" w:uiPriority="47"/>
+    <w:lsdException w:name="Grid Table 3 Accent 2" w:uiPriority="48"/>
+    <w:lsdException w:name="Grid Table 4 Accent 2" w:uiPriority="49"/>
+    <w:lsdException w:name="Grid Table 5 Dark Accent 2" w:uiPriority="50"/>
+    <w:lsdException w:name="Grid Table 6 Colorful Accent 2" w:uiPriority="51"/>
+    <w:lsdException w:name="Grid Table 7 Colorful Accent 2" w:uiPriority="52"/>
+    <w:lsdException w:name="Grid Table 1 Light Accent 3" w:uiPriority="46"/>
+    <w:lsdException w:name="Grid Table 2 Accent 3" w:uiPriority="47"/>
+    <w:lsdException w:name="Grid Table 3 Accent 3" w:uiPriority="48"/>
+    <w:lsdException w:name="Grid Table 4 Accent 3" w:uiPriority="49"/>
+    <w:lsdException w:name="Grid Table 5 Dark Accent 3" w:uiPriority="50"/>
+    <w:lsdException w:name="Grid Table 6 Colorful Accent 3" w:uiPriority="51"/>
+    <w:lsdException w:name="Grid Table 7 Colorful Accent 3" w:uiPriority="52"/>
+    <w:lsdException w:name="Grid Table 1 Light Accent 4" w:uiPriority="46"/>
+    <w:lsdException w:name="Grid Table 2 Accent 4" w:uiPriority="47"/>
+    <w:lsdException w:name="Grid Table 3 Accent 4" w:uiPriority="48"/>
+    <w:lsdException w:name="Grid Table 4 Accent 4" w:uiPriority="49"/>
+    <w:lsdException w:name="Grid Table 5 Dark Accent 4" w:uiPriority="50"/>
+    <w:lsdException w:name="Grid Table 6 Colorful Accent 4" w:uiPriority="51"/>
+    <w:lsdException w:name="Grid Table 7 Colorful Accent 4" w:uiPriority="52"/>
+    <w:lsdException w:name="Grid Table 1 Light Accent 5" w:uiPriority="46"/>
+    <w:lsdException w:name="Grid Table 2 Accent 5" w:uiPriority="47"/>
+    <w:lsdException w:name="Grid Table 3 Accent 5" w:uiPriority="48"/>
+    <w:lsdException w:name="Grid Table 4 Accent 5" w:uiPriority="49"/>
+    <w:lsdException w:name="Grid Table 5 Dark Accent 5" w:uiPriority="50"/>
+    <w:lsdException w:name="Grid Table 6 Colorful Accent 5" w:uiPriority="51"/>
+    <w:lsdException w:name="Grid Table 7 Colorful Accent 5" w:uiPriority="52"/>
+    <w:lsdException w:name="Grid Table 1 Light Accent 6" w:uiPriority="46"/>
+    <w:lsdException w:name="Grid Table 2 Accent 6" w:uiPriority="47"/>
+    <w:lsdException w:name="Grid Table 3 Accent 6" w:uiPriority="48"/>
+    <w:lsdException w:name="Grid Table 4 Accent 6" w:uiPriority="49"/>
+    <w:lsdException w:name="Grid Table 5 Dark Accent 6" w:uiPriority="50"/>
+    <w:lsdException w:name="Grid Table 6 Colorful Accent 6" w:uiPriority="51"/>
+    <w:lsdException w:name="Grid Table 7 Colorful Accent 6" w:uiPriority="52"/>
+    <w:lsdException w:name="List Table 1 Light" w:uiPriority="46"/>
+    <w:lsdException w:name="List Table 2" w:uiPriority="47"/>
+    <w:lsdException w:name="List Table 3" w:uiPriority="48"/>
+    <w:lsdException w:name="List Table 4" w:uiPriority="49"/>
+    <w:lsdException w:name="List Table 5 Dark" w:uiPriority="50"/>
+    <w:lsdException w:name="List Table 6 Colorful" w:uiPriority="51"/>
+    <w:lsdException w:name="List Table 7 Colorful" w:uiPriority="52"/>
+    <w:lsdException w:name="List Table 1 Light Accent 1" w:uiPriority="46"/>
+    <w:lsdException w:name="List Table 2 Accent 1" w:uiPriority="47"/>
+    <w:lsdException w:name="List Table 3 Accent 1" w:uiPriority="48"/>
+    <w:lsdException w:name="List Table 4 Accent 1" w:uiPriority="49"/>
+    <w:lsdException w:name="List Table 5 Dark Accent 1" w:uiPriority="50"/>
+    <w:lsdException w:name="List Table 6 Colorful Accent 1" w:uiPriority="51"/>
+    <w:lsdException w:name="List Table 7 Colorful Accent 1" w:uiPriority="52"/>
+    <w:lsdException w:name="List Table 1 Light Accent 2" w:uiPriority="46"/>
+    <w:lsdException w:name="List Table 2 Accent 2" w:uiPriority="47"/>
+    <w:lsdException w:name="List Table 3 Accent 2" w:uiPriority="48"/>
+    <w:lsdException w:name="List Table 4 Accent 2" w:uiPriority="49"/>
+    <w:lsdException w:name="List Table 5 Dark Accent 2" w:uiPriority="50"/>
+    <w:lsdException w:name="List Table 6 Colorful Accent 2" w:uiPriority="51"/>
+    <w:lsdException w:name="List Table 7 Colorful Accent 2" w:uiPriority="52"/>
+    <w:lsdException w:name="List Table 1 Light Accent 3" w:uiPriority="46"/>
+    <w:lsdException w:name="List Table 2 Accent 3" w:uiPriority="47"/>
+    <w:lsdException w:name="List Table 3 Accent 3" w:uiPriority="48"/>
+    <w:lsdException w:name="List Table 4 Accent 3" w:uiPriority="49"/>
+    <w:lsdException w:name="List Table 5 Dark Accent 3" w:uiPriority="50"/>
+    <w:lsdException w:name="List Table 6 Colorful Accent 3" w:uiPriority="51"/>
+    <w:lsdException w:name="List Table 7 Colorful Accent 3" w:uiPriority="52"/>
+    <w:lsdException w:name="List Table 1 Light Accent 4" w:uiPriority="46"/>
+    <w:lsdException w:name="List Table 2 Accent 4" w:uiPriority="47"/>
+    <w:lsdException w:name="List Table 3 Accent 4" w:uiPriority="48"/>
+    <w:lsdException w:name="List Table 4 Accent 4" w:uiPriority="49"/>
+    <w:lsdException w:name="List Table 5 Dark Accent 4" w:uiPriority="50"/>
+    <w:lsdException w:name="List Table 6 Colorful Accent 4" w:uiPriority="51"/>
+    <w:lsdException w:name="List Table 7 Colorful Accent 4" w:uiPriority="52"/>
+    <w:lsdException w:name="List Table 1 Light Accent 5" w:uiPriority="46"/>
+    <w:lsdException w:name="List Table 2 Accent 5" w:uiPriority="47"/>
+    <w:lsdException w:name="List Table 3 Accent 5" w:uiPriority="48"/>
+    <w:lsdException w:name="List Table 4 Accent 5" w:uiPriority="49"/>
+    <w:lsdException w:name="List Table 5 Dark Accent 5" w:uiPriority="50"/>
+    <w:lsdException w:name="List Table 6 Colorful Accent 5" w:uiPriority="51"/>
+    <w:lsdException w:name="List Table 7 Colorful Accent 5" w:uiPriority="52"/>
+    <w:lsdException w:name="List Table 1 Light Accent 6" w:uiPriority="46"/>
+    <w:lsdException w:name="List Table 2 Accent 6" w:uiPriority="47"/>
+    <w:lsdException w:name="List Table 3 Accent 6" w:uiPriority="48"/>
+    <w:lsdException w:name="List Table 4 Accent 6" w:uiPriority="49"/>
+    <w:lsdException w:name="List Table 5 Dark Accent 6" w:uiPriority="50"/>
+    <w:lsdException w:name="List Table 6 Colorful Accent 6" w:uiPriority="51"/>
+    <w:lsdException w:name="List Table 7 Colorful Accent 6" w:uiPriority="52"/>
+    <w:lsdException w:name="Mention" w:semiHidden="1" w:unhideWhenUsed="1"/>
+    <w:lsdException w:name="Smart Hyperlink" w:semiHidden="1" w:unhideWhenUsed="1"/>
+    <w:lsdException w:name="Hashtag" w:semiHidden="1" w:unhideWhenUsed="1"/>
+    <w:lsdException w:name="Unresolved Mention" w:semiHidden="1" w:unhideWhenUsed="1"/>
+    <w:lsdException w:name="Smart Link" w:semiHidden="1" w:unhideWhenUsed="1"/>
+  </w:latentStyles>
+  <w:style w:type="paragraph" w:default="1" w:styleId="Normal">
+    <w:name w:val="Normal"/>
     <w:qFormat/>
-    <w:rPr>
-      <w:sz w:val="56"/>
-      <w:szCs w:val="56"/>
-    </w:rPr>
   </w:style>
   <w:style w:type="paragraph" w:styleId="Heading1">
-    <w:name w:val="Heading 1"/>
-    <w:basedOn w:val="Normal"/>
-    <w:next w:val="Normal"/>
+    <w:name w:val="heading 1"/>
+    <w:uiPriority w:val="9"/>
     <w:qFormat/>
+    <w:pPr>
+      <w:outlineLvl w:val="0"/>
+    </w:pPr>
     <w:rPr>
       <w:color w:val="2E74B5"/>
       <w:sz w:val="32"/>
@@ -1922,10 +2270,14 @@
     </w:rPr>
   </w:style>
   <w:style w:type="paragraph" w:styleId="Heading2">
-    <w:name w:val="Heading 2"/>
-    <w:basedOn w:val="Normal"/>
-    <w:next w:val="Normal"/>
+    <w:name w:val="heading 2"/>
+    <w:uiPriority w:val="9"/>
+    <w:semiHidden/>
+    <w:unhideWhenUsed/>
     <w:qFormat/>
+    <w:pPr>
+      <w:outlineLvl w:val="1"/>
+    </w:pPr>
     <w:rPr>
       <w:color w:val="2E74B5"/>
       <w:sz w:val="26"/>
@@ -1933,10 +2285,14 @@
     </w:rPr>
   </w:style>
   <w:style w:type="paragraph" w:styleId="Heading3">
-    <w:name w:val="Heading 3"/>
-    <w:basedOn w:val="Normal"/>
-    <w:next w:val="Normal"/>
+    <w:name w:val="heading 3"/>
+    <w:uiPriority w:val="9"/>
+    <w:semiHidden/>
+    <w:unhideWhenUsed/>
     <w:qFormat/>
+    <w:pPr>
+      <w:outlineLvl w:val="2"/>
+    </w:pPr>
     <w:rPr>
       <w:color w:val="1F4D78"/>
       <w:sz w:val="24"/>
@@ -1944,10 +2300,14 @@
     </w:rPr>
   </w:style>
   <w:style w:type="paragraph" w:styleId="Heading4">
-    <w:name w:val="Heading 4"/>
-    <w:basedOn w:val="Normal"/>
-    <w:next w:val="Normal"/>
+    <w:name w:val="heading 4"/>
+    <w:uiPriority w:val="9"/>
+    <w:semiHidden/>
+    <w:unhideWhenUsed/>
     <w:qFormat/>
+    <w:pPr>
+      <w:outlineLvl w:val="3"/>
+    </w:pPr>
     <w:rPr>
       <w:i/>
       <w:iCs/>
@@ -1955,27 +2315,68 @@
     </w:rPr>
   </w:style>
   <w:style w:type="paragraph" w:styleId="Heading5">
-    <w:name w:val="Heading 5"/>
-    <w:basedOn w:val="Normal"/>
-    <w:next w:val="Normal"/>
+    <w:name w:val="heading 5"/>
+    <w:uiPriority w:val="9"/>
+    <w:semiHidden/>
+    <w:unhideWhenUsed/>
     <w:qFormat/>
+    <w:pPr>
+      <w:outlineLvl w:val="4"/>
+    </w:pPr>
     <w:rPr>
       <w:color w:val="2E74B5"/>
     </w:rPr>
   </w:style>
   <w:style w:type="paragraph" w:styleId="Heading6">
-    <w:name w:val="Heading 6"/>
-    <w:basedOn w:val="Normal"/>
-    <w:next w:val="Normal"/>
+    <w:name w:val="heading 6"/>
+    <w:uiPriority w:val="9"/>
+    <w:semiHidden/>
+    <w:unhideWhenUsed/>
     <w:qFormat/>
+    <w:pPr>
+      <w:outlineLvl w:val="5"/>
+    </w:pPr>
     <w:rPr>
       <w:color w:val="1F4D78"/>
     </w:rPr>
   </w:style>
-  <w:style w:type="paragraph" w:styleId="Strong">
-    <w:name w:val="Strong"/>
-    <w:basedOn w:val="Normal"/>
-    <w:next w:val="Normal"/>
+  <w:style w:type="character" w:default="1" w:styleId="DefaultParagraphFont">
+    <w:name w:val="Default Paragraph Font"/>
+    <w:uiPriority w:val="1"/>
+    <w:unhideWhenUsed/>
+  </w:style>
+  <w:style w:type="table" w:default="1" w:styleId="TableNormal">
+    <w:name w:val="Normal Table"/>
+    <w:uiPriority w:val="99"/>
+    <w:semiHidden/>
+    <w:unhideWhenUsed/>
+    <w:tblPr>
+      <w:tblInd w:w="0" w:type="dxa"/>
+      <w:tblCellMar>
+        <w:top w:w="0" w:type="dxa"/>
+        <w:left w:w="108" w:type="dxa"/>
+        <w:bottom w:w="0" w:type="dxa"/>
+        <w:right w:w="108" w:type="dxa"/>
+      </w:tblCellMar>
+    </w:tblPr>
+  </w:style>
+  <w:style w:type="numbering" w:default="1" w:styleId="NoList">
+    <w:name w:val="No List"/>
+    <w:uiPriority w:val="99"/>
+    <w:semiHidden/>
+    <w:unhideWhenUsed/>
+  </w:style>
+  <w:style w:type="paragraph" w:styleId="Title">
+    <w:name w:val="Title"/>
+    <w:uiPriority w:val="10"/>
+    <w:qFormat/>
+    <w:rPr>
+      <w:sz w:val="56"/>
+      <w:szCs w:val="56"/>
+    </w:rPr>
+  </w:style>
+  <w:style w:type="paragraph" w:customStyle="1" w:styleId="Strong1">
+    <w:name w:val="Strong1"/>
     <w:qFormat/>
     <w:rPr>
       <w:b/>
@@ -1984,12 +2385,10 @@
   </w:style>
   <w:style w:type="paragraph" w:styleId="ListParagraph">
     <w:name w:val="List Paragraph"/>
-    <w:basedOn w:val="Normal"/>
     <w:qFormat/>
   </w:style>
   <w:style w:type="character" w:styleId="Hyperlink">
     <w:name w:val="Hyperlink"/>
-    <w:basedOn w:val="DefaultParagraphFont"/>
     <w:uiPriority w:val="99"/>
     <w:unhideWhenUsed/>
     <w:rPr>
@@ -1999,7 +2398,6 @@
   </w:style>
   <w:style w:type="character" w:styleId="FootnoteReference">
     <w:name w:val="footnote reference"/>
-    <w:basedOn w:val="DefaultParagraphFont"/>
     <w:uiPriority w:val="99"/>
     <w:semiHidden/>
     <w:unhideWhenUsed/>
@@ -2009,22 +2407,13 @@
   </w:style>
   <w:style w:type="paragraph" w:styleId="FootnoteText">
     <w:name w:val="footnote text"/>
-    <w:basedOn w:val="Normal"/>
     <w:link w:val="FootnoteTextChar"/>
     <w:uiPriority w:val="99"/>
     <w:semiHidden/>
     <w:unhideWhenUsed/>
-    <w:pPr>
-      <w:spacing w:after="0" w:line="240" w:lineRule="auto"/>
-    </w:pPr>
-    <w:rPr>
-      <w:sz w:val="20"/>
-      <w:szCs w:val="20"/>
-    </w:rPr>
   </w:style>
-  <w:style w:type="character" w:styleId="FootnoteTextChar">
+  <w:style w:type="character" w:customStyle="1" w:styleId="FootnoteTextChar">
     <w:name w:val="Footnote Text Char"/>
-    <w:basedOn w:val="DefaultParagraphFont"/>
     <w:link w:val="FootnoteText"/>
     <w:uiPriority w:val="99"/>
     <w:semiHidden/>
@@ -2036,7 +2425,6 @@
   </w:style>
   <w:style w:type="character" w:styleId="EndnoteReference">
     <w:name w:val="endnote reference"/>
-    <w:basedOn w:val="DefaultParagraphFont"/>
     <w:uiPriority w:val="99"/>
     <w:semiHidden/>
     <w:unhideWhenUsed/>
@@ -2046,22 +2434,13 @@
   </w:style>
   <w:style w:type="paragraph" w:styleId="EndnoteText">
     <w:name w:val="endnote text"/>
-    <w:basedOn w:val="Normal"/>
     <w:link w:val="EndnoteTextChar"/>
     <w:uiPriority w:val="99"/>
     <w:semiHidden/>
     <w:unhideWhenUsed/>
-    <w:pPr>
-      <w:spacing w:after="0" w:line="240" w:lineRule="auto"/>
-    </w:pPr>
-    <w:rPr>
-      <w:sz w:val="20"/>
-      <w:szCs w:val="20"/>
-    </w:rPr>
   </w:style>
-  <w:style w:type="character" w:styleId="EndnoteTextChar">
+  <w:style w:type="character" w:customStyle="1" w:styleId="EndnoteTextChar">
     <w:name w:val="Endnote Text Char"/>
-    <w:basedOn w:val="DefaultParagraphFont"/>
     <w:link w:val="EndnoteText"/>
     <w:uiPriority w:val="99"/>
     <w:semiHidden/>
@@ -2071,5 +2450,332 @@
       <w:szCs w:val="20"/>
     </w:rPr>
   </w:style>
+  <w:style w:type="character" w:styleId="UnresolvedMention">
+    <w:name w:val="Unresolved Mention"/>
+    <w:basedOn w:val="DefaultParagraphFont"/>
+    <w:uiPriority w:val="99"/>
+    <w:semiHidden/>
+    <w:unhideWhenUsed/>
+    <w:rsid w:val="002F7ADB"/>
+    <w:rPr>
+      <w:color w:val="605E5C"/>
+      <w:shd w:val="clear" w:color="auto" w:fill="E1DFDD"/>
+    </w:rPr>
+  </w:style>
 </w:styles>
+</file>
+
+<file path=word/theme/theme1.xml><?xml version="1.0" encoding="utf-8"?>
+<a:theme xmlns:a="http://schemas.openxmlformats.org/drawingml/2006/main" name="Office Theme">
+  <a:themeElements>
+    <a:clrScheme name="Office">
+      <a:dk1>
+        <a:sysClr val="windowText" lastClr="000000"/>
+      </a:dk1>
+      <a:lt1>
+        <a:sysClr val="window" lastClr="FFFFFF"/>
+      </a:lt1>
+      <a:dk2>
+        <a:srgbClr val="0E2841"/>
+      </a:dk2>
+      <a:lt2>
+        <a:srgbClr val="E8E8E8"/>
+      </a:lt2>
+      <a:accent1>
+        <a:srgbClr val="156082"/>
+      </a:accent1>
+      <a:accent2>
+        <a:srgbClr val="E97132"/>
+      </a:accent2>
+      <a:accent3>
+        <a:srgbClr val="196B24"/>
+      </a:accent3>
+      <a:accent4>
+        <a:srgbClr val="0F9ED5"/>
+      </a:accent4>
+      <a:accent5>
+        <a:srgbClr val="A02B93"/>
+      </a:accent5>
+      <a:accent6>
+        <a:srgbClr val="4EA72E"/>
+      </a:accent6>
+      <a:hlink>
+        <a:srgbClr val="467886"/>
+      </a:hlink>
+      <a:folHlink>
+        <a:srgbClr val="96607D"/>
+      </a:folHlink>
+    </a:clrScheme>
+    <a:fontScheme name="Office">
+      <a:majorFont>
+        <a:latin typeface="Aptos Display" panose="02110004020202020204"/>
+        <a:ea typeface=""/>
+        <a:cs typeface=""/>
+        <a:font script="Jpan" typeface="游ゴシック Light"/>
+        <a:font script="Hang" typeface="맑은 고딕"/>
+        <a:font script="Hans" typeface="等线 Light"/>
+        <a:font script="Hant" typeface="新細明體"/>
+        <a:font script="Arab" typeface="Times New Roman"/>
+        <a:font script="Hebr" typeface="Times New Roman"/>
+        <a:font script="Thai" typeface="Angsana New"/>
+        <a:font script="Ethi" typeface="Nyala"/>
+        <a:font script="Beng" typeface="Vrinda"/>
+        <a:font script="Gujr" typeface="Shruti"/>
+        <a:font script="Khmr" typeface="MoolBoran"/>
+        <a:font script="Knda" typeface="Tunga"/>
+        <a:font script="Guru" typeface="Raavi"/>
+        <a:font script="Cans" typeface="Euphemia"/>
+        <a:font script="Cher" typeface="Plantagenet Cherokee"/>
+        <a:font script="Yiii" typeface="Microsoft Yi Baiti"/>
+        <a:font script="Tibt" typeface="Microsoft Himalaya"/>
+        <a:font script="Thaa" typeface="MV Boli"/>
+        <a:font script="Deva" typeface="Mangal"/>
+        <a:font script="Telu" typeface="Gautami"/>
+        <a:font script="Taml" typeface="Latha"/>
+        <a:font script="Syrc" typeface="Estrangelo Edessa"/>
+        <a:font script="Orya" typeface="Kalinga"/>
+        <a:font script="Mlym" typeface="Kartika"/>
+        <a:font script="Laoo" typeface="DokChampa"/>
+        <a:font script="Sinh" typeface="Iskoola Pota"/>
+        <a:font script="Mong" typeface="Mongolian Baiti"/>
+        <a:font script="Viet" typeface="Times New Roman"/>
+        <a:font script="Uigh" typeface="Microsoft Uighur"/>
+        <a:font script="Geor" typeface="Sylfaen"/>
+        <a:font script="Armn" typeface="Arial"/>
+        <a:font script="Bugi" typeface="Leelawadee UI"/>
+        <a:font script="Bopo" typeface="Microsoft JhengHei"/>
+        <a:font script="Java" typeface="Javanese Text"/>
+        <a:font script="Lisu" typeface="Segoe UI"/>
+        <a:font script="Mymr" typeface="Myanmar Text"/>
+        <a:font script="Nkoo" typeface="Ebrima"/>
+        <a:font script="Olck" typeface="Nirmala UI"/>
+        <a:font script="Osma" typeface="Ebrima"/>
+        <a:font script="Phag" typeface="Phagspa"/>
+        <a:font script="Syrn" typeface="Estrangelo Edessa"/>
+        <a:font script="Syrj" typeface="Estrangelo Edessa"/>
+        <a:font script="Syre" typeface="Estrangelo Edessa"/>
+        <a:font script="Sora" typeface="Nirmala UI"/>
+        <a:font script="Tale" typeface="Microsoft Tai Le"/>
+        <a:font script="Talu" typeface="Microsoft New Tai Lue"/>
+        <a:font script="Tfng" typeface="Ebrima"/>
+      </a:majorFont>
+      <a:minorFont>
+        <a:latin typeface="Aptos" panose="02110004020202020204"/>
+        <a:ea typeface=""/>
+        <a:cs typeface=""/>
+        <a:font script="Jpan" typeface="游明朝"/>
+        <a:font script="Hang" typeface="맑은 고딕"/>
+        <a:font script="Hans" typeface="等线"/>
+        <a:font script="Hant" typeface="新細明體"/>
+        <a:font script="Arab" typeface="Arial"/>
+        <a:font script="Hebr" typeface="Arial"/>
+        <a:font script="Thai" typeface="Cordia New"/>
+        <a:font script="Ethi" typeface="Nyala"/>
+        <a:font script="Beng" typeface="Vrinda"/>
+        <a:font script="Gujr" typeface="Shruti"/>
+        <a:font script="Khmr" typeface="DaunPenh"/>
+        <a:font script="Knda" typeface="Tunga"/>
+        <a:font script="Guru" typeface="Raavi"/>
+        <a:font script="Cans" typeface="Euphemia"/>
+        <a:font script="Cher" typeface="Plantagenet Cherokee"/>
+        <a:font script="Yiii" typeface="Microsoft Yi Baiti"/>
+        <a:font script="Tibt" typeface="Microsoft Himalaya"/>
+        <a:font script="Thaa" typeface="MV Boli"/>
+        <a:font script="Deva" typeface="Mangal"/>
+        <a:font script="Telu" typeface="Gautami"/>
+        <a:font script="Taml" typeface="Latha"/>
+        <a:font script="Syrc" typeface="Estrangelo Edessa"/>
+        <a:font script="Orya" typeface="Kalinga"/>
+        <a:font script="Mlym" typeface="Kartika"/>
+        <a:font script="Laoo" typeface="DokChampa"/>
+        <a:font script="Sinh" typeface="Iskoola Pota"/>
+        <a:font script="Mong" typeface="Mongolian Baiti"/>
+        <a:font script="Viet" typeface="Arial"/>
+        <a:font script="Uigh" typeface="Microsoft Uighur"/>
+        <a:font script="Geor" typeface="Sylfaen"/>
+        <a:font script="Armn" typeface="Arial"/>
+        <a:font script="Bugi" typeface="Leelawadee UI"/>
+        <a:font script="Bopo" typeface="Microsoft JhengHei"/>
+        <a:font script="Java" typeface="Javanese Text"/>
+        <a:font script="Lisu" typeface="Segoe UI"/>
+        <a:font script="Mymr" typeface="Myanmar Text"/>
+        <a:font script="Nkoo" typeface="Ebrima"/>
+        <a:font script="Olck" typeface="Nirmala UI"/>
+        <a:font script="Osma" typeface="Ebrima"/>
+        <a:font script="Phag" typeface="Phagspa"/>
+        <a:font script="Syrn" typeface="Estrangelo Edessa"/>
+        <a:font script="Syrj" typeface="Estrangelo Edessa"/>
+        <a:font script="Syre" typeface="Estrangelo Edessa"/>
+        <a:font script="Sora" typeface="Nirmala UI"/>
+        <a:font script="Tale" typeface="Microsoft Tai Le"/>
+        <a:font script="Talu" typeface="Microsoft New Tai Lue"/>
+        <a:font script="Tfng" typeface="Ebrima"/>
+      </a:minorFont>
+    </a:fontScheme>
+    <a:fmtScheme name="Office">
+      <a:fillStyleLst>
+        <a:solidFill>
+          <a:schemeClr val="phClr"/>
+        </a:solidFill>
+        <a:gradFill rotWithShape="1">
+          <a:gsLst>
+            <a:gs pos="0">
+              <a:schemeClr val="phClr">
+                <a:lumMod val="110000"/>
+                <a:satMod val="105000"/>
+                <a:tint val="67000"/>
+              </a:schemeClr>
+            </a:gs>
+            <a:gs pos="50000">
+              <a:schemeClr val="phClr">
+                <a:lumMod val="105000"/>
+                <a:satMod val="103000"/>
+                <a:tint val="73000"/>
+              </a:schemeClr>
+            </a:gs>
+            <a:gs pos="100000">
+              <a:schemeClr val="phClr">
+                <a:lumMod val="105000"/>
+                <a:satMod val="109000"/>
+                <a:tint val="81000"/>
+              </a:schemeClr>
+            </a:gs>
+          </a:gsLst>
+          <a:lin ang="5400000" scaled="0"/>
+        </a:gradFill>
+        <a:gradFill rotWithShape="1">
+          <a:gsLst>
+            <a:gs pos="0">
+              <a:schemeClr val="phClr">
+                <a:satMod val="103000"/>
+                <a:lumMod val="102000"/>
+                <a:tint val="94000"/>
+              </a:schemeClr>
+            </a:gs>
+            <a:gs pos="50000">
+              <a:schemeClr val="phClr">
+                <a:satMod val="110000"/>
+                <a:lumMod val="100000"/>
+                <a:shade val="100000"/>
+              </a:schemeClr>
+            </a:gs>
+            <a:gs pos="100000">
+              <a:schemeClr val="phClr">
+                <a:lumMod val="99000"/>
+                <a:satMod val="120000"/>
+                <a:shade val="78000"/>
+              </a:schemeClr>
+            </a:gs>
+          </a:gsLst>
+          <a:lin ang="5400000" scaled="0"/>
+        </a:gradFill>
+      </a:fillStyleLst>
+      <a:lnStyleLst>
+        <a:ln w="12700" cap="flat" cmpd="sng" algn="ctr">
+          <a:solidFill>
+            <a:schemeClr val="phClr"/>
+          </a:solidFill>
+          <a:prstDash val="solid"/>
+          <a:miter lim="800000"/>
+        </a:ln>
+        <a:ln w="19050" cap="flat" cmpd="sng" algn="ctr">
+          <a:solidFill>
+            <a:schemeClr val="phClr"/>
+          </a:solidFill>
+          <a:prstDash val="solid"/>
+          <a:miter lim="800000"/>
+        </a:ln>
+        <a:ln w="25400" cap="flat" cmpd="sng" algn="ctr">
+          <a:solidFill>
+            <a:schemeClr val="phClr"/>
+          </a:solidFill>
+          <a:prstDash val="solid"/>
+          <a:miter lim="800000"/>
+        </a:ln>
+      </a:lnStyleLst>
+      <a:effectStyleLst>
+        <a:effectStyle>
+          <a:effectLst/>
+        </a:effectStyle>
+        <a:effectStyle>
+          <a:effectLst/>
+        </a:effectStyle>
+        <a:effectStyle>
+          <a:effectLst>
+            <a:outerShdw blurRad="57150" dist="19050" dir="5400000" algn="ctr" rotWithShape="0">
+              <a:srgbClr val="000000">
+                <a:alpha val="63000"/>
+              </a:srgbClr>
+            </a:outerShdw>
+          </a:effectLst>
+        </a:effectStyle>
+      </a:effectStyleLst>
+      <a:bgFillStyleLst>
+        <a:solidFill>
+          <a:schemeClr val="phClr"/>
+        </a:solidFill>
+        <a:solidFill>
+          <a:schemeClr val="phClr">
+            <a:tint val="95000"/>
+            <a:satMod val="170000"/>
+          </a:schemeClr>
+        </a:solidFill>
+        <a:gradFill rotWithShape="1">
+          <a:gsLst>
+            <a:gs pos="0">
+              <a:schemeClr val="phClr">
+                <a:tint val="93000"/>
+                <a:satMod val="150000"/>
+                <a:shade val="98000"/>
+                <a:lumMod val="102000"/>
+              </a:schemeClr>
+            </a:gs>
+            <a:gs pos="50000">
+              <a:schemeClr val="phClr">
+                <a:tint val="98000"/>
+                <a:satMod val="130000"/>
+                <a:shade val="90000"/>
+                <a:lumMod val="103000"/>
+              </a:schemeClr>
+            </a:gs>
+            <a:gs pos="100000">
+              <a:schemeClr val="phClr">
+                <a:shade val="63000"/>
+                <a:satMod val="120000"/>
+              </a:schemeClr>
+            </a:gs>
+          </a:gsLst>
+          <a:lin ang="5400000" scaled="0"/>
+        </a:gradFill>
+      </a:bgFillStyleLst>
+    </a:fmtScheme>
+  </a:themeElements>
+  <a:objectDefaults>
+    <a:lnDef>
+      <a:spPr/>
+      <a:bodyPr/>
+      <a:lstStyle/>
+      <a:style>
+        <a:lnRef idx="2">
+          <a:schemeClr val="accent1"/>
+        </a:lnRef>
+        <a:fillRef idx="0">
+          <a:schemeClr val="accent1"/>
+        </a:fillRef>
+        <a:effectRef idx="1">
+          <a:schemeClr val="accent1"/>
+        </a:effectRef>
+        <a:fontRef idx="minor">
+          <a:schemeClr val="tx1"/>
+        </a:fontRef>
+      </a:style>
+    </a:lnDef>
+  </a:objectDefaults>
+  <a:extraClrSchemeLst/>
+  <a:extLst>
+    <a:ext uri="{05A4C25C-085E-4340-85A3-A5531E510DB2}">
+      <thm15:themeFamily xmlns:thm15="http://schemas.microsoft.com/office/thememl/2012/main" name="Office Theme" id="{2E142A2C-CD16-42D6-873A-C26D2A0506FA}" vid="{1BDDFF52-6CD6-40A5-AB3C-68EB2F1E4D0A}"/>
+    </a:ext>
+  </a:extLst>
+</a:theme>
 </file>